--- a/templates/docx/泉州东海湾实验学校综合素质发展报告单.docx
+++ b/templates/docx/泉州东海湾实验学校综合素质发展报告单.docx
@@ -2,31 +2,6 @@
 <file path=word/document.xml><?xml version="1.0" encoding="utf-8"?>
 <w:document xmlns:wpc="http://schemas.microsoft.com/office/word/2010/wordprocessingCanvas" xmlns:mc="http://schemas.openxmlformats.org/markup-compatibility/2006" xmlns:o="urn:schemas-microsoft-com:office:office" xmlns:r="http://schemas.openxmlformats.org/officeDocument/2006/relationships" xmlns:m="http://schemas.openxmlformats.org/officeDocument/2006/math" xmlns:v="urn:schemas-microsoft-com:vml" xmlns:wp14="http://schemas.microsoft.com/office/word/2010/wordprocessingDrawing" xmlns:wp="http://schemas.openxmlformats.org/drawingml/2006/wordprocessingDrawing" xmlns:w="http://schemas.openxmlformats.org/wordprocessingml/2006/main" xmlns:w14="http://schemas.microsoft.com/office/word/2010/wordml" xmlns:w10="urn:schemas-microsoft-com:office:word" xmlns:w15="http://schemas.microsoft.com/office/word/2012/wordml" xmlns:wpg="http://schemas.microsoft.com/office/word/2010/wordprocessingGroup" xmlns:wpi="http://schemas.microsoft.com/office/word/2010/wordprocessingInk" xmlns:wne="http://schemas.microsoft.com/office/word/2006/wordml" xmlns:wps="http://schemas.microsoft.com/office/word/2010/wordprocessingShape" xmlns:wpsCustomData="http://www.wps.cn/officeDocument/2013/wpsCustomData" mc:Ignorable="w14 w15 wp14">
   <w:body>
-    <w:p>
-      <w:pPr>
-        <w:spacing w:line="400" w:lineRule="exact"/>
-        <w:jc w:val="center"/>
-        <w:rPr>
-          <w:rFonts w:ascii="Hiragino Sans GB W6" w:hAnsi="Hiragino Sans GB W6" w:eastAsia="Hiragino Sans GB W6" w:cs="Hiragino Sans GB W6"/>
-          <w:b/>
-          <w:color w:val="FF0000"/>
-          <w:sz w:val="32"/>
-          <w:szCs w:val="40"/>
-          <w:lang w:eastAsia="zh-Hans"/>
-        </w:rPr>
-      </w:pPr>
-      <w:r>
-        <w:rPr>
-          <w:rFonts w:ascii="Hiragino Sans GB W6" w:hAnsi="Hiragino Sans GB W6" w:eastAsia="Hiragino Sans GB W6" w:cs="Hiragino Sans GB W6"/>
-          <w:b/>
-          <w:color w:val="FF0000"/>
-          <w:sz w:val="32"/>
-          <w:szCs w:val="40"/>
-          <w:lang w:eastAsia="zh-Hans"/>
-        </w:rPr>
-        <w:t xml:space="preserve">       </w:t>
-      </w:r>
-    </w:p>
     <w:p>
       <w:pPr>
         <w:spacing w:line="400" w:lineRule="exact"/>
@@ -98,15 +73,29 @@
     </w:p>
     <w:p>
       <w:pPr>
-        <w:spacing w:line="400" w:lineRule="exact"/>
+        <w:keepNext w:val="0"/>
+        <w:keepLines w:val="0"/>
+        <w:pageBreakBefore w:val="0"/>
+        <w:widowControl w:val="0"/>
+        <w:kinsoku/>
+        <w:wordWrap/>
+        <w:overflowPunct/>
+        <w:topLinePunct w:val="0"/>
+        <w:autoSpaceDE/>
+        <w:autoSpaceDN/>
+        <w:bidi w:val="0"/>
+        <w:adjustRightInd/>
+        <w:snapToGrid/>
+        <w:spacing w:line="100" w:lineRule="exact"/>
         <w:jc w:val="center"/>
+        <w:textAlignment w:val="auto"/>
         <w:rPr>
           <w:rFonts w:hint="eastAsia" w:ascii="Hiragino Sans GB W6" w:hAnsi="Hiragino Sans GB W6" w:eastAsia="Hiragino Sans GB W6" w:cs="Hiragino Sans GB W6"/>
           <w:b/>
           <w:color w:val="FF0000"/>
           <w:sz w:val="32"/>
           <w:szCs w:val="40"/>
-          <w:lang w:eastAsia="zh-Hans"/>
+          <w:lang w:eastAsia="zh-CN"/>
         </w:rPr>
       </w:pPr>
     </w:p>
@@ -132,14 +121,12 @@
         </w:tblCellMar>
       </w:tblPr>
       <w:tblGrid>
-        <w:gridCol w:w="327"/>
-        <w:gridCol w:w="374"/>
-        <w:gridCol w:w="291"/>
-        <w:gridCol w:w="14"/>
-        <w:gridCol w:w="311"/>
-        <w:gridCol w:w="361"/>
-        <w:gridCol w:w="7"/>
-        <w:gridCol w:w="337"/>
+        <w:gridCol w:w="564"/>
+        <w:gridCol w:w="137"/>
+        <w:gridCol w:w="315"/>
+        <w:gridCol w:w="301"/>
+        <w:gridCol w:w="354"/>
+        <w:gridCol w:w="351"/>
         <w:gridCol w:w="328"/>
         <w:gridCol w:w="233"/>
         <w:gridCol w:w="439"/>
@@ -209,7 +196,7 @@
         <w:tc>
           <w:tcPr>
             <w:tcW w:w="1882" w:type="dxa"/>
-            <w:gridSpan w:val="8"/>
+            <w:gridSpan w:val="6"/>
             <w:tcBorders>
               <w:tl2br w:val="nil"/>
               <w:tr2bl w:val="nil"/>
@@ -434,7 +421,7 @@
         </w:trPr>
         <w:tc>
           <w:tcPr>
-            <w:tcW w:w="327" w:type="dxa"/>
+            <w:tcW w:w="564" w:type="dxa"/>
             <w:vMerge w:val="restart"/>
             <w:tcBorders>
               <w:tl2br w:val="nil"/>
@@ -468,8 +455,8 @@
         </w:tc>
         <w:tc>
           <w:tcPr>
-            <w:tcW w:w="665" w:type="dxa"/>
-            <w:gridSpan w:val="2"/>
+            <w:tcW w:w="753" w:type="dxa"/>
+            <w:gridSpan w:val="3"/>
             <w:tcBorders>
               <w:tl2br w:val="nil"/>
               <w:tr2bl w:val="nil"/>
@@ -500,8 +487,8 @@
         </w:tc>
         <w:tc>
           <w:tcPr>
-            <w:tcW w:w="1591" w:type="dxa"/>
-            <w:gridSpan w:val="7"/>
+            <w:tcW w:w="1266" w:type="dxa"/>
+            <w:gridSpan w:val="4"/>
             <w:tcBorders>
               <w:tl2br w:val="nil"/>
               <w:tr2bl w:val="nil"/>
@@ -743,7 +730,7 @@
         </w:tblPrEx>
         <w:tc>
           <w:tcPr>
-            <w:tcW w:w="327" w:type="dxa"/>
+            <w:tcW w:w="564" w:type="dxa"/>
             <w:vMerge w:val="continue"/>
             <w:tcBorders>
               <w:tl2br w:val="nil"/>
@@ -765,8 +752,8 @@
         </w:tc>
         <w:tc>
           <w:tcPr>
-            <w:tcW w:w="665" w:type="dxa"/>
-            <w:gridSpan w:val="2"/>
+            <w:tcW w:w="753" w:type="dxa"/>
+            <w:gridSpan w:val="3"/>
             <w:tcBorders>
               <w:tl2br w:val="nil"/>
               <w:tr2bl w:val="nil"/>
@@ -797,8 +784,8 @@
         </w:tc>
         <w:tc>
           <w:tcPr>
-            <w:tcW w:w="3880" w:type="dxa"/>
-            <w:gridSpan w:val="11"/>
+            <w:tcW w:w="3555" w:type="dxa"/>
+            <w:gridSpan w:val="8"/>
             <w:tcBorders>
               <w:tl2br w:val="nil"/>
               <w:tr2bl w:val="nil"/>
@@ -954,7 +941,7 @@
         </w:trPr>
         <w:tc>
           <w:tcPr>
-            <w:tcW w:w="327" w:type="dxa"/>
+            <w:tcW w:w="564" w:type="dxa"/>
             <w:vMerge w:val="continue"/>
             <w:tcBorders>
               <w:tl2br w:val="nil"/>
@@ -976,8 +963,8 @@
         </w:tc>
         <w:tc>
           <w:tcPr>
-            <w:tcW w:w="1351" w:type="dxa"/>
-            <w:gridSpan w:val="5"/>
+            <w:tcW w:w="1107" w:type="dxa"/>
+            <w:gridSpan w:val="4"/>
             <w:tcBorders>
               <w:tl2br w:val="nil"/>
               <w:tr2bl w:val="nil"/>
@@ -1008,8 +995,8 @@
         </w:tc>
         <w:tc>
           <w:tcPr>
-            <w:tcW w:w="7283" w:type="dxa"/>
-            <w:gridSpan w:val="18"/>
+            <w:tcW w:w="7290" w:type="dxa"/>
+            <w:gridSpan w:val="17"/>
             <w:tcBorders>
               <w:tl2br w:val="nil"/>
               <w:tr2bl w:val="nil"/>
@@ -1072,7 +1059,7 @@
         </w:trPr>
         <w:tc>
           <w:tcPr>
-            <w:tcW w:w="327" w:type="dxa"/>
+            <w:tcW w:w="564" w:type="dxa"/>
             <w:vMerge w:val="restart"/>
             <w:tcBorders>
               <w:tl2br w:val="nil"/>
@@ -1106,76 +1093,79 @@
         </w:tc>
         <w:tc>
           <w:tcPr>
+            <w:tcW w:w="452" w:type="dxa"/>
+            <w:gridSpan w:val="2"/>
+            <w:vMerge w:val="restart"/>
+            <w:tcBorders>
+              <w:tl2br w:val="nil"/>
+              <w:tr2bl w:val="nil"/>
+            </w:tcBorders>
+            <w:vAlign w:val="center"/>
+          </w:tcPr>
+          <w:p>
+            <w:pPr>
+              <w:jc w:val="center"/>
+              <w:rPr>
+                <w:rFonts w:hint="eastAsia" w:eastAsiaTheme="minorEastAsia"/>
+                <w:b/>
+                <w:bCs/>
+                <w:color w:val="FF0000"/>
+                <w:szCs w:val="21"/>
+                <w:lang w:eastAsia="zh-CN"/>
+              </w:rPr>
+            </w:pPr>
+            <w:r>
+              <w:rPr>
+                <w:rFonts w:hint="eastAsia"/>
+                <w:b/>
+                <w:bCs/>
+                <w:color w:val="FF0000"/>
+                <w:szCs w:val="21"/>
+                <w:lang w:val="en-US" w:eastAsia="zh-CN"/>
+              </w:rPr>
+              <w:t>等级</w:t>
+            </w:r>
+          </w:p>
+        </w:tc>
+        <w:tc>
+          <w:tcPr>
+            <w:tcW w:w="655" w:type="dxa"/>
+            <w:gridSpan w:val="2"/>
+            <w:tcBorders>
+              <w:tl2br w:val="nil"/>
+              <w:tr2bl w:val="nil"/>
+            </w:tcBorders>
+            <w:vAlign w:val="center"/>
+          </w:tcPr>
+          <w:p>
+            <w:pPr>
+              <w:jc w:val="center"/>
+              <w:rPr>
+                <w:rFonts w:hint="eastAsia"/>
+                <w:b/>
+                <w:bCs/>
+                <w:color w:val="FF0000"/>
+                <w:szCs w:val="21"/>
+                <w:lang w:eastAsia="zh-Hans"/>
+              </w:rPr>
+            </w:pPr>
+            <w:r>
+              <w:rPr>
+                <w:rFonts w:hint="eastAsia"/>
+                <w:b/>
+                <w:bCs/>
+                <w:color w:val="FF0000"/>
+                <w:szCs w:val="21"/>
+                <w:lang w:eastAsia="zh-Hans"/>
+              </w:rPr>
+              <w:t>道法</w:t>
+            </w:r>
+          </w:p>
+        </w:tc>
+        <w:tc>
+          <w:tcPr>
             <w:tcW w:w="679" w:type="dxa"/>
-            <w:gridSpan w:val="3"/>
-            <w:tcBorders>
-              <w:tl2br w:val="nil"/>
-              <w:tr2bl w:val="nil"/>
-            </w:tcBorders>
-            <w:vAlign w:val="center"/>
-          </w:tcPr>
-          <w:p>
-            <w:pPr>
-              <w:jc w:val="center"/>
-              <w:rPr>
-                <w:b/>
-                <w:bCs/>
-                <w:color w:val="FF0000"/>
-                <w:szCs w:val="21"/>
-                <w:lang w:eastAsia="zh-Hans"/>
-              </w:rPr>
-            </w:pPr>
-            <w:r>
-              <w:rPr>
-                <w:rFonts w:hint="eastAsia"/>
-                <w:b/>
-                <w:bCs/>
-                <w:color w:val="FF0000"/>
-                <w:szCs w:val="21"/>
-                <w:lang w:eastAsia="zh-Hans"/>
-              </w:rPr>
-              <w:t>学科</w:t>
-            </w:r>
-          </w:p>
-        </w:tc>
-        <w:tc>
-          <w:tcPr>
-            <w:tcW w:w="672" w:type="dxa"/>
             <w:gridSpan w:val="2"/>
-            <w:tcBorders>
-              <w:tl2br w:val="nil"/>
-              <w:tr2bl w:val="nil"/>
-            </w:tcBorders>
-            <w:vAlign w:val="center"/>
-          </w:tcPr>
-          <w:p>
-            <w:pPr>
-              <w:jc w:val="center"/>
-              <w:rPr>
-                <w:b/>
-                <w:bCs/>
-                <w:color w:val="FF0000"/>
-                <w:szCs w:val="21"/>
-                <w:lang w:eastAsia="zh-Hans"/>
-              </w:rPr>
-            </w:pPr>
-            <w:r>
-              <w:rPr>
-                <w:rFonts w:hint="eastAsia"/>
-                <w:b/>
-                <w:bCs/>
-                <w:color w:val="FF0000"/>
-                <w:szCs w:val="21"/>
-                <w:lang w:eastAsia="zh-Hans"/>
-              </w:rPr>
-              <w:t>道法</w:t>
-            </w:r>
-          </w:p>
-        </w:tc>
-        <w:tc>
-          <w:tcPr>
-            <w:tcW w:w="672" w:type="dxa"/>
-            <w:gridSpan w:val="3"/>
             <w:tcBorders>
               <w:tl2br w:val="nil"/>
               <w:tr2bl w:val="nil"/>
@@ -1560,7 +1550,7 @@
         </w:trPr>
         <w:tc>
           <w:tcPr>
-            <w:tcW w:w="327" w:type="dxa"/>
+            <w:tcW w:w="564" w:type="dxa"/>
             <w:vMerge w:val="continue"/>
             <w:tcBorders>
               <w:tl2br w:val="nil"/>
@@ -1579,91 +1569,83 @@
         </w:tc>
         <w:tc>
           <w:tcPr>
+            <w:tcW w:w="452" w:type="dxa"/>
+            <w:gridSpan w:val="2"/>
+            <w:vMerge w:val="continue"/>
+            <w:tcBorders>
+              <w:tl2br w:val="nil"/>
+              <w:tr2bl w:val="nil"/>
+            </w:tcBorders>
+            <w:vAlign w:val="center"/>
+          </w:tcPr>
+          <w:p>
+            <w:pPr>
+              <w:jc w:val="center"/>
+              <w:rPr>
+                <w:rFonts w:hint="eastAsia" w:eastAsiaTheme="minorEastAsia"/>
+                <w:b/>
+                <w:bCs/>
+                <w:color w:val="FF0000"/>
+                <w:szCs w:val="21"/>
+                <w:lang w:eastAsia="zh-CN"/>
+              </w:rPr>
+            </w:pPr>
+          </w:p>
+        </w:tc>
+        <w:tc>
+          <w:tcPr>
+            <w:tcW w:w="655" w:type="dxa"/>
+            <w:gridSpan w:val="2"/>
+            <w:tcBorders>
+              <w:tl2br w:val="nil"/>
+              <w:tr2bl w:val="nil"/>
+            </w:tcBorders>
+            <w:vAlign w:val="center"/>
+          </w:tcPr>
+          <w:p>
+            <w:pPr>
+              <w:rPr>
+                <w:rFonts w:hint="eastAsia" w:eastAsiaTheme="minorEastAsia"/>
+                <w:b/>
+                <w:bCs/>
+                <w:szCs w:val="21"/>
+                <w:lang w:eastAsia="zh-CN"/>
+              </w:rPr>
+            </w:pPr>
+            <w:r>
+              <w:rPr>
+                <w:rFonts w:hint="eastAsia"/>
+                <w:b/>
+                <w:bCs/>
+                <w:szCs w:val="21"/>
+                <w:lang w:eastAsia="zh-CN"/>
+              </w:rPr>
+              <w:t>{{</w:t>
+            </w:r>
+            <w:r>
+              <w:rPr>
+                <w:rFonts w:hint="eastAsia"/>
+                <w:b/>
+                <w:bCs/>
+                <w:szCs w:val="21"/>
+              </w:rPr>
+              <w:t>道法</w:t>
+            </w:r>
+            <w:r>
+              <w:rPr>
+                <w:rFonts w:hint="eastAsia"/>
+                <w:b/>
+                <w:bCs/>
+                <w:szCs w:val="21"/>
+                <w:lang w:eastAsia="zh-CN"/>
+              </w:rPr>
+              <w:t>}}</w:t>
+            </w:r>
+          </w:p>
+        </w:tc>
+        <w:tc>
+          <w:tcPr>
             <w:tcW w:w="679" w:type="dxa"/>
-            <w:gridSpan w:val="3"/>
-            <w:tcBorders>
-              <w:tl2br w:val="nil"/>
-              <w:tr2bl w:val="nil"/>
-            </w:tcBorders>
-            <w:vAlign w:val="center"/>
-          </w:tcPr>
-          <w:p>
-            <w:pPr>
-              <w:jc w:val="center"/>
-              <w:rPr>
-                <w:b/>
-                <w:bCs/>
-                <w:color w:val="FF0000"/>
-                <w:szCs w:val="21"/>
-              </w:rPr>
-            </w:pPr>
-            <w:r>
-              <w:rPr>
-                <w:rFonts w:hint="eastAsia"/>
-                <w:b/>
-                <w:bCs/>
-                <w:color w:val="FF0000"/>
-                <w:szCs w:val="21"/>
-                <w:lang w:eastAsia="zh-Hans"/>
-              </w:rPr>
-              <w:t>考查情况</w:t>
-            </w:r>
-          </w:p>
-        </w:tc>
-        <w:tc>
-          <w:tcPr>
-            <w:tcW w:w="679" w:type="dxa"/>
-            <w:gridSpan w:val="3"/>
-            <w:tcBorders>
-              <w:tl2br w:val="nil"/>
-              <w:tr2bl w:val="nil"/>
-            </w:tcBorders>
-            <w:vAlign w:val="center"/>
-          </w:tcPr>
-          <w:p>
-            <w:pPr>
-              <w:rPr>
-                <w:rFonts w:hint="eastAsia" w:eastAsiaTheme="minorEastAsia"/>
-                <w:b/>
-                <w:bCs/>
-                <w:szCs w:val="21"/>
-                <w:lang w:eastAsia="zh-CN"/>
-              </w:rPr>
-            </w:pPr>
-            <w:r>
-              <w:rPr>
-                <w:rFonts w:hint="eastAsia"/>
-                <w:b/>
-                <w:bCs/>
-                <w:szCs w:val="21"/>
-                <w:lang w:eastAsia="zh-CN"/>
-              </w:rPr>
-              <w:t>{{</w:t>
-            </w:r>
-            <w:r>
-              <w:rPr>
-                <w:rFonts w:hint="eastAsia"/>
-                <w:b/>
-                <w:bCs/>
-                <w:szCs w:val="21"/>
-              </w:rPr>
-              <w:t>道法</w:t>
-            </w:r>
-            <w:r>
-              <w:rPr>
-                <w:rFonts w:hint="eastAsia"/>
-                <w:b/>
-                <w:bCs/>
-                <w:szCs w:val="21"/>
-                <w:lang w:eastAsia="zh-CN"/>
-              </w:rPr>
-              <w:t>}}</w:t>
-            </w:r>
-          </w:p>
-        </w:tc>
-        <w:tc>
-          <w:tcPr>
-            <w:tcW w:w="665" w:type="dxa"/>
             <w:gridSpan w:val="2"/>
             <w:tcBorders>
               <w:tl2br w:val="nil"/>
@@ -2256,12 +2238,12 @@
           </w:tblCellMar>
         </w:tblPrEx>
         <w:trPr>
-          <w:trHeight w:val="1321" w:hRule="atLeast"/>
+          <w:trHeight w:val="913" w:hRule="atLeast"/>
         </w:trPr>
         <w:tc>
           <w:tcPr>
             <w:tcW w:w="8961" w:type="dxa"/>
-            <w:gridSpan w:val="24"/>
+            <w:gridSpan w:val="22"/>
             <w:tcBorders>
               <w:tl2br w:val="nil"/>
               <w:tr2bl w:val="nil"/>
@@ -2388,12 +2370,12 @@
           </w:tblCellMar>
         </w:tblPrEx>
         <w:trPr>
-          <w:trHeight w:val="613" w:hRule="atLeast"/>
+          <w:trHeight w:val="522" w:hRule="atLeast"/>
         </w:trPr>
         <w:tc>
           <w:tcPr>
             <w:tcW w:w="8961" w:type="dxa"/>
-            <w:gridSpan w:val="24"/>
+            <w:gridSpan w:val="22"/>
             <w:tcBorders>
               <w:tl2br w:val="nil"/>
               <w:tr2bl w:val="nil"/>
@@ -2403,8 +2385,10 @@
             <w:pPr>
               <w:jc w:val="left"/>
               <w:rPr>
-                <w:b/>
-                <w:bCs/>
+                <w:rFonts w:hint="eastAsia"/>
+                <w:b/>
+                <w:bCs/>
+                <w:color w:val="FF0000"/>
                 <w:lang w:eastAsia="zh-Hans"/>
               </w:rPr>
             </w:pPr>
@@ -2418,6 +2402,32 @@
               </w:rPr>
               <w:t>家长的话：</w:t>
             </w:r>
+          </w:p>
+          <w:p>
+            <w:pPr>
+              <w:jc w:val="left"/>
+              <w:rPr>
+                <w:rFonts w:hint="eastAsia"/>
+                <w:b/>
+                <w:bCs/>
+                <w:color w:val="FF0000"/>
+                <w:lang w:eastAsia="zh-Hans"/>
+              </w:rPr>
+            </w:pPr>
+            <w:bookmarkStart w:id="0" w:name="_GoBack"/>
+            <w:bookmarkEnd w:id="0"/>
+          </w:p>
+          <w:p>
+            <w:pPr>
+              <w:jc w:val="left"/>
+              <w:rPr>
+                <w:rFonts w:hint="eastAsia"/>
+                <w:b/>
+                <w:bCs/>
+                <w:color w:val="FF0000"/>
+                <w:lang w:eastAsia="zh-Hans"/>
+              </w:rPr>
+            </w:pPr>
           </w:p>
         </w:tc>
       </w:tr>
@@ -2441,7 +2451,7 @@
         <w:tc>
           <w:tcPr>
             <w:tcW w:w="1317" w:type="dxa"/>
-            <w:gridSpan w:val="5"/>
+            <w:gridSpan w:val="4"/>
             <w:tcBorders>
               <w:tl2br w:val="nil"/>
               <w:tr2bl w:val="nil"/>
@@ -2473,7 +2483,7 @@
         <w:tc>
           <w:tcPr>
             <w:tcW w:w="705" w:type="dxa"/>
-            <w:gridSpan w:val="3"/>
+            <w:gridSpan w:val="2"/>
             <w:tcBorders>
               <w:tl2br w:val="nil"/>
               <w:tr2bl w:val="nil"/>
@@ -2587,7 +2597,7 @@
         <w:tc>
           <w:tcPr>
             <w:tcW w:w="1317" w:type="dxa"/>
-            <w:gridSpan w:val="5"/>
+            <w:gridSpan w:val="4"/>
             <w:vMerge w:val="restart"/>
             <w:tcBorders>
               <w:tl2br w:val="nil"/>
@@ -2645,8 +2655,6 @@
               </w:rPr>
               <w:t>3</w:t>
             </w:r>
-            <w:bookmarkStart w:id="0" w:name="_GoBack"/>
-            <w:bookmarkEnd w:id="0"/>
             <w:r>
               <w:rPr>
                 <w:b/>
@@ -2681,7 +2689,7 @@
         <w:tc>
           <w:tcPr>
             <w:tcW w:w="705" w:type="dxa"/>
-            <w:gridSpan w:val="3"/>
+            <w:gridSpan w:val="2"/>
             <w:tcBorders>
               <w:tl2br w:val="nil"/>
               <w:tr2bl w:val="nil"/>
@@ -2884,7 +2892,7 @@
         <w:tc>
           <w:tcPr>
             <w:tcW w:w="1317" w:type="dxa"/>
-            <w:gridSpan w:val="5"/>
+            <w:gridSpan w:val="4"/>
             <w:vMerge w:val="continue"/>
             <w:tcBorders>
               <w:tl2br w:val="nil"/>
@@ -2906,7 +2914,7 @@
         <w:tc>
           <w:tcPr>
             <w:tcW w:w="705" w:type="dxa"/>
-            <w:gridSpan w:val="3"/>
+            <w:gridSpan w:val="2"/>
             <w:tcBorders>
               <w:tl2br w:val="nil"/>
               <w:tr2bl w:val="nil"/>
@@ -3112,7 +3120,7 @@
         <w:tc>
           <w:tcPr>
             <w:tcW w:w="1317" w:type="dxa"/>
-            <w:gridSpan w:val="5"/>
+            <w:gridSpan w:val="4"/>
             <w:vMerge w:val="continue"/>
             <w:tcBorders>
               <w:tl2br w:val="nil"/>
@@ -3134,7 +3142,7 @@
         <w:tc>
           <w:tcPr>
             <w:tcW w:w="705" w:type="dxa"/>
-            <w:gridSpan w:val="3"/>
+            <w:gridSpan w:val="2"/>
             <w:tcBorders>
               <w:tl2br w:val="nil"/>
               <w:tr2bl w:val="nil"/>
@@ -3283,7 +3291,7 @@
         <w:tc>
           <w:tcPr>
             <w:tcW w:w="1317" w:type="dxa"/>
-            <w:gridSpan w:val="5"/>
+            <w:gridSpan w:val="4"/>
             <w:vMerge w:val="continue"/>
             <w:tcBorders>
               <w:tl2br w:val="nil"/>
@@ -3305,7 +3313,7 @@
         <w:tc>
           <w:tcPr>
             <w:tcW w:w="705" w:type="dxa"/>
-            <w:gridSpan w:val="3"/>
+            <w:gridSpan w:val="2"/>
             <w:tcBorders>
               <w:tl2br w:val="nil"/>
               <w:tr2bl w:val="nil"/>
@@ -3454,7 +3462,7 @@
         <w:tc>
           <w:tcPr>
             <w:tcW w:w="1317" w:type="dxa"/>
-            <w:gridSpan w:val="5"/>
+            <w:gridSpan w:val="4"/>
             <w:vMerge w:val="restart"/>
             <w:tcBorders>
               <w:tl2br w:val="nil"/>
@@ -3554,7 +3562,7 @@
         <w:tc>
           <w:tcPr>
             <w:tcW w:w="705" w:type="dxa"/>
-            <w:gridSpan w:val="3"/>
+            <w:gridSpan w:val="2"/>
             <w:tcBorders>
               <w:tl2br w:val="nil"/>
               <w:tr2bl w:val="nil"/>
@@ -3757,7 +3765,7 @@
         <w:tc>
           <w:tcPr>
             <w:tcW w:w="1317" w:type="dxa"/>
-            <w:gridSpan w:val="5"/>
+            <w:gridSpan w:val="4"/>
             <w:vMerge w:val="continue"/>
             <w:tcBorders>
               <w:tl2br w:val="nil"/>
@@ -3779,7 +3787,7 @@
         <w:tc>
           <w:tcPr>
             <w:tcW w:w="705" w:type="dxa"/>
-            <w:gridSpan w:val="3"/>
+            <w:gridSpan w:val="2"/>
             <w:tcBorders>
               <w:tl2br w:val="nil"/>
               <w:tr2bl w:val="nil"/>
@@ -3928,7 +3936,7 @@
         <w:tc>
           <w:tcPr>
             <w:tcW w:w="1317" w:type="dxa"/>
-            <w:gridSpan w:val="5"/>
+            <w:gridSpan w:val="4"/>
             <w:vMerge w:val="continue"/>
             <w:tcBorders>
               <w:tl2br w:val="nil"/>
@@ -3950,7 +3958,7 @@
         <w:tc>
           <w:tcPr>
             <w:tcW w:w="705" w:type="dxa"/>
-            <w:gridSpan w:val="3"/>
+            <w:gridSpan w:val="2"/>
             <w:tcBorders>
               <w:tl2br w:val="nil"/>
               <w:tr2bl w:val="nil"/>
@@ -4118,7 +4126,7 @@
         <w:tc>
           <w:tcPr>
             <w:tcW w:w="1317" w:type="dxa"/>
-            <w:gridSpan w:val="5"/>
+            <w:gridSpan w:val="4"/>
             <w:vMerge w:val="continue"/>
             <w:tcBorders>
               <w:tl2br w:val="nil"/>
@@ -4140,7 +4148,7 @@
         <w:tc>
           <w:tcPr>
             <w:tcW w:w="705" w:type="dxa"/>
-            <w:gridSpan w:val="3"/>
+            <w:gridSpan w:val="2"/>
             <w:tcBorders>
               <w:tl2br w:val="nil"/>
               <w:tr2bl w:val="nil"/>
@@ -4251,7 +4259,7 @@
         <w:tc>
           <w:tcPr>
             <w:tcW w:w="1317" w:type="dxa"/>
-            <w:gridSpan w:val="5"/>
+            <w:gridSpan w:val="4"/>
             <w:vMerge w:val="restart"/>
             <w:tcBorders>
               <w:tl2br w:val="nil"/>
@@ -4317,7 +4325,7 @@
         <w:tc>
           <w:tcPr>
             <w:tcW w:w="705" w:type="dxa"/>
-            <w:gridSpan w:val="3"/>
+            <w:gridSpan w:val="2"/>
             <w:tcBorders>
               <w:tl2br w:val="nil"/>
               <w:tr2bl w:val="nil"/>
@@ -4523,7 +4531,7 @@
         <w:tc>
           <w:tcPr>
             <w:tcW w:w="1317" w:type="dxa"/>
-            <w:gridSpan w:val="5"/>
+            <w:gridSpan w:val="4"/>
             <w:vMerge w:val="continue"/>
             <w:tcBorders>
               <w:tl2br w:val="nil"/>
@@ -4545,7 +4553,7 @@
         <w:tc>
           <w:tcPr>
             <w:tcW w:w="705" w:type="dxa"/>
-            <w:gridSpan w:val="3"/>
+            <w:gridSpan w:val="2"/>
             <w:tcBorders>
               <w:tl2br w:val="nil"/>
               <w:tr2bl w:val="nil"/>
@@ -4659,7 +4667,7 @@
         <w:tc>
           <w:tcPr>
             <w:tcW w:w="1317" w:type="dxa"/>
-            <w:gridSpan w:val="5"/>
+            <w:gridSpan w:val="4"/>
             <w:vMerge w:val="restart"/>
             <w:tcBorders>
               <w:tl2br w:val="nil"/>
@@ -4724,7 +4732,7 @@
         <w:tc>
           <w:tcPr>
             <w:tcW w:w="705" w:type="dxa"/>
-            <w:gridSpan w:val="3"/>
+            <w:gridSpan w:val="2"/>
             <w:tcBorders>
               <w:tl2br w:val="nil"/>
               <w:tr2bl w:val="nil"/>
@@ -4927,7 +4935,7 @@
         <w:tc>
           <w:tcPr>
             <w:tcW w:w="1317" w:type="dxa"/>
-            <w:gridSpan w:val="5"/>
+            <w:gridSpan w:val="4"/>
             <w:vMerge w:val="continue"/>
             <w:tcBorders>
               <w:tl2br w:val="nil"/>
@@ -4949,7 +4957,7 @@
         <w:tc>
           <w:tcPr>
             <w:tcW w:w="705" w:type="dxa"/>
-            <w:gridSpan w:val="3"/>
+            <w:gridSpan w:val="2"/>
             <w:tcBorders>
               <w:tl2br w:val="nil"/>
               <w:tr2bl w:val="nil"/>
@@ -5060,7 +5068,7 @@
         <w:tc>
           <w:tcPr>
             <w:tcW w:w="1317" w:type="dxa"/>
-            <w:gridSpan w:val="5"/>
+            <w:gridSpan w:val="4"/>
             <w:vMerge w:val="restart"/>
             <w:tcBorders>
               <w:tl2br w:val="nil"/>
@@ -5132,7 +5140,7 @@
         <w:tc>
           <w:tcPr>
             <w:tcW w:w="705" w:type="dxa"/>
-            <w:gridSpan w:val="3"/>
+            <w:gridSpan w:val="2"/>
             <w:tcBorders>
               <w:tl2br w:val="nil"/>
               <w:tr2bl w:val="nil"/>
@@ -5255,179 +5263,6 @@
               </w:rPr>
               <w:t>★</w:t>
             </w:r>
-          </w:p>
-        </w:tc>
-      </w:tr>
-      <w:tr>
-        <w:tblPrEx>
-          <w:tblBorders>
-            <w:top w:val="single" w:color="FC0107" w:sz="12" w:space="0"/>
-            <w:left w:val="single" w:color="FC0107" w:sz="12" w:space="0"/>
-            <w:bottom w:val="single" w:color="FC0107" w:sz="12" w:space="0"/>
-            <w:right w:val="single" w:color="FC0107" w:sz="12" w:space="0"/>
-            <w:insideH w:val="single" w:color="FC0107" w:sz="8" w:space="0"/>
-            <w:insideV w:val="single" w:color="FC0107" w:sz="8" w:space="0"/>
-          </w:tblBorders>
-          <w:tblCellMar>
-            <w:top w:w="0" w:type="dxa"/>
-            <w:left w:w="108" w:type="dxa"/>
-            <w:bottom w:w="0" w:type="dxa"/>
-            <w:right w:w="108" w:type="dxa"/>
-          </w:tblCellMar>
-        </w:tblPrEx>
-        <w:tc>
-          <w:tcPr>
-            <w:tcW w:w="1317" w:type="dxa"/>
-            <w:gridSpan w:val="5"/>
-            <w:vMerge w:val="continue"/>
-            <w:tcBorders>
-              <w:tl2br w:val="nil"/>
-              <w:tr2bl w:val="nil"/>
-            </w:tcBorders>
-            <w:vAlign w:val="center"/>
-          </w:tcPr>
-          <w:p>
-            <w:pPr>
-              <w:jc w:val="center"/>
-              <w:rPr>
-                <w:b/>
-                <w:bCs/>
-                <w:sz w:val="20"/>
-                <w:szCs w:val="22"/>
-                <w:lang w:eastAsia="zh-Hans"/>
-              </w:rPr>
-            </w:pPr>
-          </w:p>
-        </w:tc>
-        <w:tc>
-          <w:tcPr>
-            <w:tcW w:w="705" w:type="dxa"/>
-            <w:gridSpan w:val="3"/>
-            <w:tcBorders>
-              <w:tl2br w:val="nil"/>
-              <w:tr2bl w:val="nil"/>
-            </w:tcBorders>
-            <w:vAlign w:val="center"/>
-          </w:tcPr>
-          <w:p>
-            <w:pPr>
-              <w:jc w:val="center"/>
-              <w:rPr>
-                <w:b/>
-                <w:bCs/>
-                <w:color w:val="0070C0"/>
-                <w:lang w:eastAsia="zh-Hans"/>
-              </w:rPr>
-            </w:pPr>
-            <w:r>
-              <w:rPr>
-                <w:b/>
-                <w:bCs/>
-                <w:color w:val="0070C0"/>
-                <w:lang w:eastAsia="zh-Hans"/>
-              </w:rPr>
-              <w:t>14</w:t>
-            </w:r>
-          </w:p>
-        </w:tc>
-        <w:tc>
-          <w:tcPr>
-            <w:tcW w:w="6166" w:type="dxa"/>
-            <w:gridSpan w:val="14"/>
-            <w:tcBorders>
-              <w:tl2br w:val="nil"/>
-              <w:tr2bl w:val="nil"/>
-            </w:tcBorders>
-            <w:vAlign w:val="center"/>
-          </w:tcPr>
-          <w:p>
-            <w:pPr>
-              <w:jc w:val="left"/>
-              <w:rPr>
-                <w:b/>
-                <w:bCs/>
-                <w:color w:val="0070C0"/>
-                <w:lang w:eastAsia="zh-Hans"/>
-              </w:rPr>
-            </w:pPr>
-            <w:r>
-              <w:rPr>
-                <w:rFonts w:hint="eastAsia"/>
-                <w:b/>
-                <w:bCs/>
-                <w:color w:val="0070C0"/>
-                <w:lang w:eastAsia="zh-Hans"/>
-              </w:rPr>
-              <w:t>热爱劳动，爱惜劳动成果，积极参加家庭</w:t>
-            </w:r>
-            <w:r>
-              <w:rPr>
-                <w:b/>
-                <w:bCs/>
-                <w:color w:val="0070C0"/>
-                <w:lang w:eastAsia="zh-Hans"/>
-              </w:rPr>
-              <w:t>，</w:t>
-            </w:r>
-            <w:r>
-              <w:rPr>
-                <w:rFonts w:hint="eastAsia"/>
-                <w:b/>
-                <w:bCs/>
-                <w:color w:val="0070C0"/>
-                <w:lang w:eastAsia="zh-Hans"/>
-              </w:rPr>
-              <w:t>社区</w:t>
-            </w:r>
-            <w:r>
-              <w:rPr>
-                <w:b/>
-                <w:bCs/>
-                <w:color w:val="0070C0"/>
-                <w:lang w:eastAsia="zh-Hans"/>
-              </w:rPr>
-              <w:t>，</w:t>
-            </w:r>
-            <w:r>
-              <w:rPr>
-                <w:rFonts w:hint="eastAsia"/>
-                <w:b/>
-                <w:bCs/>
-                <w:color w:val="0070C0"/>
-                <w:lang w:eastAsia="zh-Hans"/>
-              </w:rPr>
-              <w:t>社会实践活动</w:t>
-            </w:r>
-            <w:r>
-              <w:rPr>
-                <w:b/>
-                <w:bCs/>
-                <w:color w:val="0070C0"/>
-                <w:lang w:eastAsia="zh-Hans"/>
-              </w:rPr>
-              <w:t>。</w:t>
-            </w:r>
-          </w:p>
-        </w:tc>
-        <w:tc>
-          <w:tcPr>
-            <w:tcW w:w="773" w:type="dxa"/>
-            <w:gridSpan w:val="2"/>
-            <w:vMerge w:val="continue"/>
-            <w:tcBorders>
-              <w:tl2br w:val="nil"/>
-              <w:tr2bl w:val="nil"/>
-            </w:tcBorders>
-            <w:vAlign w:val="center"/>
-          </w:tcPr>
-          <w:p>
-            <w:pPr>
-              <w:jc w:val="right"/>
-              <w:rPr>
-                <w:color w:val="FF0000"/>
-                <w:lang w:eastAsia="zh-Hans"/>
-              </w:rPr>
-            </w:pPr>
           </w:p>
         </w:tc>
       </w:tr>
@@ -5449,12 +5284,170 @@
           </w:tblCellMar>
         </w:tblPrEx>
         <w:trPr>
-          <w:trHeight w:val="538" w:hRule="atLeast"/>
+          <w:trHeight w:val="625" w:hRule="atLeast"/>
         </w:trPr>
         <w:tc>
           <w:tcPr>
             <w:tcW w:w="1317" w:type="dxa"/>
-            <w:gridSpan w:val="5"/>
+            <w:gridSpan w:val="4"/>
+            <w:vMerge w:val="continue"/>
+            <w:tcBorders>
+              <w:tl2br w:val="nil"/>
+              <w:tr2bl w:val="nil"/>
+            </w:tcBorders>
+            <w:vAlign w:val="center"/>
+          </w:tcPr>
+          <w:p>
+            <w:pPr>
+              <w:jc w:val="center"/>
+              <w:rPr>
+                <w:b/>
+                <w:bCs/>
+                <w:sz w:val="20"/>
+                <w:szCs w:val="22"/>
+                <w:lang w:eastAsia="zh-Hans"/>
+              </w:rPr>
+            </w:pPr>
+          </w:p>
+        </w:tc>
+        <w:tc>
+          <w:tcPr>
+            <w:tcW w:w="705" w:type="dxa"/>
+            <w:gridSpan w:val="2"/>
+            <w:tcBorders>
+              <w:tl2br w:val="nil"/>
+              <w:tr2bl w:val="nil"/>
+            </w:tcBorders>
+            <w:vAlign w:val="center"/>
+          </w:tcPr>
+          <w:p>
+            <w:pPr>
+              <w:jc w:val="center"/>
+              <w:rPr>
+                <w:b/>
+                <w:bCs/>
+                <w:color w:val="0070C0"/>
+                <w:lang w:eastAsia="zh-Hans"/>
+              </w:rPr>
+            </w:pPr>
+            <w:r>
+              <w:rPr>
+                <w:b/>
+                <w:bCs/>
+                <w:color w:val="0070C0"/>
+                <w:lang w:eastAsia="zh-Hans"/>
+              </w:rPr>
+              <w:t>14</w:t>
+            </w:r>
+          </w:p>
+        </w:tc>
+        <w:tc>
+          <w:tcPr>
+            <w:tcW w:w="6166" w:type="dxa"/>
+            <w:gridSpan w:val="14"/>
+            <w:tcBorders>
+              <w:tl2br w:val="nil"/>
+              <w:tr2bl w:val="nil"/>
+            </w:tcBorders>
+            <w:vAlign w:val="center"/>
+          </w:tcPr>
+          <w:p>
+            <w:pPr>
+              <w:jc w:val="left"/>
+              <w:rPr>
+                <w:b/>
+                <w:bCs/>
+                <w:color w:val="0070C0"/>
+                <w:lang w:eastAsia="zh-Hans"/>
+              </w:rPr>
+            </w:pPr>
+            <w:r>
+              <w:rPr>
+                <w:rFonts w:hint="eastAsia"/>
+                <w:b/>
+                <w:bCs/>
+                <w:color w:val="0070C0"/>
+                <w:lang w:eastAsia="zh-Hans"/>
+              </w:rPr>
+              <w:t>热爱劳动，爱惜劳动成果，积极参加家庭</w:t>
+            </w:r>
+            <w:r>
+              <w:rPr>
+                <w:rFonts w:hint="eastAsia"/>
+                <w:b/>
+                <w:bCs/>
+                <w:color w:val="0070C0"/>
+                <w:lang w:eastAsia="zh-CN"/>
+              </w:rPr>
+              <w:t>、</w:t>
+            </w:r>
+            <w:r>
+              <w:rPr>
+                <w:rFonts w:hint="eastAsia"/>
+                <w:b/>
+                <w:bCs/>
+                <w:color w:val="0070C0"/>
+                <w:lang w:eastAsia="zh-Hans"/>
+              </w:rPr>
+              <w:t>社会实践活动</w:t>
+            </w:r>
+            <w:r>
+              <w:rPr>
+                <w:b/>
+                <w:bCs/>
+                <w:color w:val="0070C0"/>
+                <w:lang w:eastAsia="zh-Hans"/>
+              </w:rPr>
+              <w:t>。</w:t>
+            </w:r>
+          </w:p>
+        </w:tc>
+        <w:tc>
+          <w:tcPr>
+            <w:tcW w:w="773" w:type="dxa"/>
+            <w:gridSpan w:val="2"/>
+            <w:vMerge w:val="continue"/>
+            <w:tcBorders>
+              <w:tl2br w:val="nil"/>
+              <w:tr2bl w:val="nil"/>
+            </w:tcBorders>
+            <w:vAlign w:val="center"/>
+          </w:tcPr>
+          <w:p>
+            <w:pPr>
+              <w:jc w:val="right"/>
+              <w:rPr>
+                <w:color w:val="FF0000"/>
+                <w:lang w:eastAsia="zh-Hans"/>
+              </w:rPr>
+            </w:pPr>
+          </w:p>
+        </w:tc>
+      </w:tr>
+      <w:tr>
+        <w:tblPrEx>
+          <w:tblBorders>
+            <w:top w:val="single" w:color="FC0107" w:sz="12" w:space="0"/>
+            <w:left w:val="single" w:color="FC0107" w:sz="12" w:space="0"/>
+            <w:bottom w:val="single" w:color="FC0107" w:sz="12" w:space="0"/>
+            <w:right w:val="single" w:color="FC0107" w:sz="12" w:space="0"/>
+            <w:insideH w:val="single" w:color="FC0107" w:sz="8" w:space="0"/>
+            <w:insideV w:val="single" w:color="FC0107" w:sz="8" w:space="0"/>
+          </w:tblBorders>
+          <w:tblCellMar>
+            <w:top w:w="0" w:type="dxa"/>
+            <w:left w:w="108" w:type="dxa"/>
+            <w:bottom w:w="0" w:type="dxa"/>
+            <w:right w:w="108" w:type="dxa"/>
+          </w:tblCellMar>
+        </w:tblPrEx>
+        <w:trPr>
+          <w:trHeight w:val="712" w:hRule="atLeast"/>
+        </w:trPr>
+        <w:tc>
+          <w:tcPr>
+            <w:tcW w:w="1317" w:type="dxa"/>
+            <w:gridSpan w:val="4"/>
             <w:tcBorders>
               <w:tl2br w:val="nil"/>
               <w:tr2bl w:val="nil"/>
@@ -5525,7 +5518,7 @@
         <w:tc>
           <w:tcPr>
             <w:tcW w:w="705" w:type="dxa"/>
-            <w:gridSpan w:val="3"/>
+            <w:gridSpan w:val="2"/>
             <w:tcBorders>
               <w:tl2br w:val="nil"/>
               <w:tr2bl w:val="nil"/>
@@ -5693,7 +5686,7 @@
         <w:tc>
           <w:tcPr>
             <w:tcW w:w="1317" w:type="dxa"/>
-            <w:gridSpan w:val="5"/>
+            <w:gridSpan w:val="4"/>
             <w:tcBorders>
               <w:tl2br w:val="nil"/>
               <w:tr2bl w:val="nil"/>
@@ -5724,7 +5717,7 @@
         <w:tc>
           <w:tcPr>
             <w:tcW w:w="7644" w:type="dxa"/>
-            <w:gridSpan w:val="19"/>
+            <w:gridSpan w:val="18"/>
             <w:tcBorders>
               <w:tl2br w:val="nil"/>
               <w:tr2bl w:val="nil"/>
@@ -5799,7 +5792,7 @@
       <w:headerReference r:id="rId3" w:type="default"/>
       <w:footerReference r:id="rId4" w:type="default"/>
       <w:pgSz w:w="11906" w:h="16838"/>
-      <w:pgMar w:top="1440" w:right="1800" w:bottom="1440" w:left="1800" w:header="851" w:footer="992" w:gutter="0"/>
+      <w:pgMar w:top="1440" w:right="1800" w:bottom="1118" w:left="1800" w:header="851" w:footer="992" w:gutter="0"/>
       <w:cols w:space="425" w:num="1"/>
       <w:docGrid w:type="lines" w:linePitch="312" w:charSpace="0"/>
     </w:sectPr>

--- a/templates/docx/泉州东海湾实验学校综合素质发展报告单.docx
+++ b/templates/docx/泉州东海湾实验学校综合素质发展报告单.docx
@@ -71,34 +71,6 @@
         <w:t>}}</w:t>
       </w:r>
     </w:p>
-    <w:p>
-      <w:pPr>
-        <w:keepNext w:val="0"/>
-        <w:keepLines w:val="0"/>
-        <w:pageBreakBefore w:val="0"/>
-        <w:widowControl w:val="0"/>
-        <w:kinsoku/>
-        <w:wordWrap/>
-        <w:overflowPunct/>
-        <w:topLinePunct w:val="0"/>
-        <w:autoSpaceDE/>
-        <w:autoSpaceDN/>
-        <w:bidi w:val="0"/>
-        <w:adjustRightInd/>
-        <w:snapToGrid/>
-        <w:spacing w:line="100" w:lineRule="exact"/>
-        <w:jc w:val="center"/>
-        <w:textAlignment w:val="auto"/>
-        <w:rPr>
-          <w:rFonts w:hint="eastAsia" w:ascii="Hiragino Sans GB W6" w:hAnsi="Hiragino Sans GB W6" w:eastAsia="Hiragino Sans GB W6" w:cs="Hiragino Sans GB W6"/>
-          <w:b/>
-          <w:color w:val="FF0000"/>
-          <w:sz w:val="32"/>
-          <w:szCs w:val="40"/>
-          <w:lang w:eastAsia="zh-CN"/>
-        </w:rPr>
-      </w:pPr>
-    </w:p>
     <w:tbl>
       <w:tblPr>
         <w:tblStyle w:val="6"/>
@@ -121,10 +93,11 @@
         </w:tblCellMar>
       </w:tblPr>
       <w:tblGrid>
-        <w:gridCol w:w="564"/>
-        <w:gridCol w:w="137"/>
+        <w:gridCol w:w="377"/>
+        <w:gridCol w:w="324"/>
         <w:gridCol w:w="315"/>
-        <w:gridCol w:w="301"/>
+        <w:gridCol w:w="181"/>
+        <w:gridCol w:w="120"/>
         <w:gridCol w:w="354"/>
         <w:gridCol w:w="351"/>
         <w:gridCol w:w="328"/>
@@ -196,7 +169,7 @@
         <w:tc>
           <w:tcPr>
             <w:tcW w:w="1882" w:type="dxa"/>
-            <w:gridSpan w:val="6"/>
+            <w:gridSpan w:val="7"/>
             <w:tcBorders>
               <w:tl2br w:val="nil"/>
               <w:tr2bl w:val="nil"/>
@@ -421,7 +394,7 @@
         </w:trPr>
         <w:tc>
           <w:tcPr>
-            <w:tcW w:w="564" w:type="dxa"/>
+            <w:tcW w:w="377" w:type="dxa"/>
             <w:vMerge w:val="restart"/>
             <w:tcBorders>
               <w:tl2br w:val="nil"/>
@@ -455,7 +428,7 @@
         </w:tc>
         <w:tc>
           <w:tcPr>
-            <w:tcW w:w="753" w:type="dxa"/>
+            <w:tcW w:w="820" w:type="dxa"/>
             <w:gridSpan w:val="3"/>
             <w:tcBorders>
               <w:tl2br w:val="nil"/>
@@ -487,8 +460,8 @@
         </w:tc>
         <w:tc>
           <w:tcPr>
-            <w:tcW w:w="1266" w:type="dxa"/>
-            <w:gridSpan w:val="4"/>
+            <w:tcW w:w="1386" w:type="dxa"/>
+            <w:gridSpan w:val="5"/>
             <w:tcBorders>
               <w:tl2br w:val="nil"/>
               <w:tr2bl w:val="nil"/>
@@ -730,7 +703,7 @@
         </w:tblPrEx>
         <w:tc>
           <w:tcPr>
-            <w:tcW w:w="564" w:type="dxa"/>
+            <w:tcW w:w="377" w:type="dxa"/>
             <w:vMerge w:val="continue"/>
             <w:tcBorders>
               <w:tl2br w:val="nil"/>
@@ -752,7 +725,7 @@
         </w:tc>
         <w:tc>
           <w:tcPr>
-            <w:tcW w:w="753" w:type="dxa"/>
+            <w:tcW w:w="820" w:type="dxa"/>
             <w:gridSpan w:val="3"/>
             <w:tcBorders>
               <w:tl2br w:val="nil"/>
@@ -784,8 +757,8 @@
         </w:tc>
         <w:tc>
           <w:tcPr>
-            <w:tcW w:w="3555" w:type="dxa"/>
-            <w:gridSpan w:val="8"/>
+            <w:tcW w:w="3675" w:type="dxa"/>
+            <w:gridSpan w:val="9"/>
             <w:tcBorders>
               <w:tl2br w:val="nil"/>
               <w:tr2bl w:val="nil"/>
@@ -941,7 +914,7 @@
         </w:trPr>
         <w:tc>
           <w:tcPr>
-            <w:tcW w:w="564" w:type="dxa"/>
+            <w:tcW w:w="377" w:type="dxa"/>
             <w:vMerge w:val="continue"/>
             <w:tcBorders>
               <w:tl2br w:val="nil"/>
@@ -963,8 +936,8 @@
         </w:tc>
         <w:tc>
           <w:tcPr>
-            <w:tcW w:w="1107" w:type="dxa"/>
-            <w:gridSpan w:val="4"/>
+            <w:tcW w:w="1294" w:type="dxa"/>
+            <w:gridSpan w:val="5"/>
             <w:tcBorders>
               <w:tl2br w:val="nil"/>
               <w:tr2bl w:val="nil"/>
@@ -1059,7 +1032,7 @@
         </w:trPr>
         <w:tc>
           <w:tcPr>
-            <w:tcW w:w="564" w:type="dxa"/>
+            <w:tcW w:w="377" w:type="dxa"/>
             <w:vMerge w:val="restart"/>
             <w:tcBorders>
               <w:tl2br w:val="nil"/>
@@ -1093,72 +1066,77 @@
         </w:tc>
         <w:tc>
           <w:tcPr>
-            <w:tcW w:w="452" w:type="dxa"/>
+            <w:tcW w:w="639" w:type="dxa"/>
             <w:gridSpan w:val="2"/>
-            <w:vMerge w:val="restart"/>
-            <w:tcBorders>
-              <w:tl2br w:val="nil"/>
-              <w:tr2bl w:val="nil"/>
-            </w:tcBorders>
-            <w:vAlign w:val="center"/>
-          </w:tcPr>
-          <w:p>
-            <w:pPr>
-              <w:jc w:val="center"/>
-              <w:rPr>
-                <w:rFonts w:hint="eastAsia" w:eastAsiaTheme="minorEastAsia"/>
-                <w:b/>
-                <w:bCs/>
-                <w:color w:val="FF0000"/>
-                <w:szCs w:val="21"/>
-                <w:lang w:eastAsia="zh-CN"/>
-              </w:rPr>
-            </w:pPr>
-            <w:r>
-              <w:rPr>
-                <w:rFonts w:hint="eastAsia"/>
-                <w:b/>
-                <w:bCs/>
-                <w:color w:val="FF0000"/>
-                <w:szCs w:val="21"/>
-                <w:lang w:val="en-US" w:eastAsia="zh-CN"/>
-              </w:rPr>
-              <w:t>等级</w:t>
+            <w:tcBorders>
+              <w:tl2br w:val="nil"/>
+              <w:tr2bl w:val="nil"/>
+            </w:tcBorders>
+            <w:shd w:val="clear" w:color="auto" w:fill="auto"/>
+            <w:vAlign w:val="center"/>
+          </w:tcPr>
+          <w:p>
+            <w:pPr>
+              <w:jc w:val="center"/>
+              <w:rPr>
+                <w:rFonts w:hint="eastAsia" w:asciiTheme="minorHAnsi" w:hAnsiTheme="minorHAnsi" w:eastAsiaTheme="minorEastAsia" w:cstheme="minorBidi"/>
+                <w:b/>
+                <w:bCs/>
+                <w:color w:val="FF0000"/>
+                <w:kern w:val="2"/>
+                <w:sz w:val="21"/>
+                <w:szCs w:val="21"/>
+                <w:lang w:val="en-US" w:eastAsia="zh-CN" w:bidi="ar-SA"/>
+              </w:rPr>
+            </w:pPr>
+            <w:r>
+              <w:rPr>
+                <w:rFonts w:hint="eastAsia"/>
+                <w:b/>
+                <w:bCs/>
+                <w:color w:val="FF0000"/>
+                <w:szCs w:val="21"/>
+                <w:lang w:eastAsia="zh-Hans"/>
+              </w:rPr>
+              <w:t>道法</w:t>
             </w:r>
           </w:p>
         </w:tc>
         <w:tc>
           <w:tcPr>
             <w:tcW w:w="655" w:type="dxa"/>
-            <w:gridSpan w:val="2"/>
-            <w:tcBorders>
-              <w:tl2br w:val="nil"/>
-              <w:tr2bl w:val="nil"/>
-            </w:tcBorders>
-            <w:vAlign w:val="center"/>
-          </w:tcPr>
-          <w:p>
-            <w:pPr>
-              <w:jc w:val="center"/>
-              <w:rPr>
-                <w:rFonts w:hint="eastAsia"/>
-                <w:b/>
-                <w:bCs/>
-                <w:color w:val="FF0000"/>
-                <w:szCs w:val="21"/>
-                <w:lang w:eastAsia="zh-Hans"/>
-              </w:rPr>
-            </w:pPr>
-            <w:r>
-              <w:rPr>
-                <w:rFonts w:hint="eastAsia"/>
-                <w:b/>
-                <w:bCs/>
-                <w:color w:val="FF0000"/>
-                <w:szCs w:val="21"/>
-                <w:lang w:eastAsia="zh-Hans"/>
-              </w:rPr>
-              <w:t>道法</w:t>
+            <w:gridSpan w:val="3"/>
+            <w:tcBorders>
+              <w:tl2br w:val="nil"/>
+              <w:tr2bl w:val="nil"/>
+            </w:tcBorders>
+            <w:shd w:val="clear" w:color="auto" w:fill="auto"/>
+            <w:vAlign w:val="center"/>
+          </w:tcPr>
+          <w:p>
+            <w:pPr>
+              <w:jc w:val="center"/>
+              <w:rPr>
+                <w:rFonts w:hint="eastAsia" w:asciiTheme="minorHAnsi" w:hAnsiTheme="minorHAnsi" w:eastAsiaTheme="minorEastAsia" w:cstheme="minorBidi"/>
+                <w:b/>
+                <w:bCs/>
+                <w:color w:val="FF0000"/>
+                <w:kern w:val="2"/>
+                <w:sz w:val="21"/>
+                <w:szCs w:val="21"/>
+                <w:lang w:val="en-US" w:eastAsia="zh-Hans" w:bidi="ar-SA"/>
+              </w:rPr>
+            </w:pPr>
+            <w:r>
+              <w:rPr>
+                <w:rFonts w:hint="eastAsia"/>
+                <w:b/>
+                <w:bCs/>
+                <w:color w:val="FF0000"/>
+                <w:szCs w:val="21"/>
+                <w:lang w:eastAsia="zh-Hans"/>
+              </w:rPr>
+              <w:t>语文</w:t>
             </w:r>
           </w:p>
         </w:tc>
@@ -1170,29 +1148,33 @@
               <w:tl2br w:val="nil"/>
               <w:tr2bl w:val="nil"/>
             </w:tcBorders>
-            <w:vAlign w:val="center"/>
-          </w:tcPr>
-          <w:p>
-            <w:pPr>
-              <w:jc w:val="center"/>
-              <w:rPr>
-                <w:b/>
-                <w:bCs/>
-                <w:color w:val="FF0000"/>
-                <w:szCs w:val="21"/>
-                <w:lang w:eastAsia="zh-Hans"/>
-              </w:rPr>
-            </w:pPr>
-            <w:r>
-              <w:rPr>
-                <w:rFonts w:hint="eastAsia"/>
-                <w:b/>
-                <w:bCs/>
-                <w:color w:val="FF0000"/>
-                <w:szCs w:val="21"/>
-                <w:lang w:eastAsia="zh-Hans"/>
-              </w:rPr>
-              <w:t>语文</w:t>
+            <w:shd w:val="clear" w:color="auto" w:fill="auto"/>
+            <w:vAlign w:val="center"/>
+          </w:tcPr>
+          <w:p>
+            <w:pPr>
+              <w:jc w:val="center"/>
+              <w:rPr>
+                <w:rFonts w:asciiTheme="minorHAnsi" w:hAnsiTheme="minorHAnsi" w:eastAsiaTheme="minorEastAsia" w:cstheme="minorBidi"/>
+                <w:b/>
+                <w:bCs/>
+                <w:color w:val="FF0000"/>
+                <w:kern w:val="2"/>
+                <w:sz w:val="21"/>
+                <w:szCs w:val="21"/>
+                <w:lang w:val="en-US" w:eastAsia="zh-Hans" w:bidi="ar-SA"/>
+              </w:rPr>
+            </w:pPr>
+            <w:r>
+              <w:rPr>
+                <w:rFonts w:hint="eastAsia"/>
+                <w:b/>
+                <w:bCs/>
+                <w:color w:val="FF0000"/>
+                <w:szCs w:val="21"/>
+                <w:lang w:eastAsia="zh-Hans"/>
+              </w:rPr>
+              <w:t>数学</w:t>
             </w:r>
           </w:p>
         </w:tc>
@@ -1204,29 +1186,33 @@
               <w:tl2br w:val="nil"/>
               <w:tr2bl w:val="nil"/>
             </w:tcBorders>
-            <w:vAlign w:val="center"/>
-          </w:tcPr>
-          <w:p>
-            <w:pPr>
-              <w:jc w:val="center"/>
-              <w:rPr>
-                <w:b/>
-                <w:bCs/>
-                <w:color w:val="FF0000"/>
-                <w:szCs w:val="21"/>
-                <w:lang w:eastAsia="zh-Hans"/>
-              </w:rPr>
-            </w:pPr>
-            <w:r>
-              <w:rPr>
-                <w:rFonts w:hint="eastAsia"/>
-                <w:b/>
-                <w:bCs/>
-                <w:color w:val="FF0000"/>
-                <w:szCs w:val="21"/>
-                <w:lang w:eastAsia="zh-Hans"/>
-              </w:rPr>
-              <w:t>数学</w:t>
+            <w:shd w:val="clear" w:color="auto" w:fill="auto"/>
+            <w:vAlign w:val="center"/>
+          </w:tcPr>
+          <w:p>
+            <w:pPr>
+              <w:jc w:val="center"/>
+              <w:rPr>
+                <w:rFonts w:asciiTheme="minorHAnsi" w:hAnsiTheme="minorHAnsi" w:eastAsiaTheme="minorEastAsia" w:cstheme="minorBidi"/>
+                <w:b/>
+                <w:bCs/>
+                <w:color w:val="FF0000"/>
+                <w:kern w:val="2"/>
+                <w:sz w:val="21"/>
+                <w:szCs w:val="21"/>
+                <w:lang w:val="en-US" w:eastAsia="zh-Hans" w:bidi="ar-SA"/>
+              </w:rPr>
+            </w:pPr>
+            <w:r>
+              <w:rPr>
+                <w:rFonts w:hint="eastAsia"/>
+                <w:b/>
+                <w:bCs/>
+                <w:color w:val="FF0000"/>
+                <w:szCs w:val="21"/>
+                <w:lang w:eastAsia="zh-Hans"/>
+              </w:rPr>
+              <w:t>英语</w:t>
             </w:r>
           </w:p>
         </w:tc>
@@ -1237,29 +1223,33 @@
               <w:tl2br w:val="nil"/>
               <w:tr2bl w:val="nil"/>
             </w:tcBorders>
-            <w:vAlign w:val="center"/>
-          </w:tcPr>
-          <w:p>
-            <w:pPr>
-              <w:jc w:val="center"/>
-              <w:rPr>
-                <w:b/>
-                <w:bCs/>
-                <w:color w:val="FF0000"/>
-                <w:szCs w:val="21"/>
-                <w:lang w:eastAsia="zh-Hans"/>
-              </w:rPr>
-            </w:pPr>
-            <w:r>
-              <w:rPr>
-                <w:rFonts w:hint="eastAsia"/>
-                <w:b/>
-                <w:bCs/>
-                <w:color w:val="FF0000"/>
-                <w:szCs w:val="21"/>
-                <w:lang w:eastAsia="zh-Hans"/>
-              </w:rPr>
-              <w:t>英语</w:t>
+            <w:shd w:val="clear" w:color="auto" w:fill="auto"/>
+            <w:vAlign w:val="center"/>
+          </w:tcPr>
+          <w:p>
+            <w:pPr>
+              <w:jc w:val="center"/>
+              <w:rPr>
+                <w:rFonts w:asciiTheme="minorHAnsi" w:hAnsiTheme="minorHAnsi" w:eastAsiaTheme="minorEastAsia" w:cstheme="minorBidi"/>
+                <w:b/>
+                <w:bCs/>
+                <w:color w:val="FF0000"/>
+                <w:kern w:val="2"/>
+                <w:sz w:val="21"/>
+                <w:szCs w:val="21"/>
+                <w:lang w:val="en-US" w:eastAsia="zh-Hans" w:bidi="ar-SA"/>
+              </w:rPr>
+            </w:pPr>
+            <w:r>
+              <w:rPr>
+                <w:rFonts w:hint="eastAsia"/>
+                <w:b/>
+                <w:bCs/>
+                <w:color w:val="FF0000"/>
+                <w:szCs w:val="21"/>
+                <w:lang w:eastAsia="zh-Hans"/>
+              </w:rPr>
+              <w:t>体育</w:t>
             </w:r>
           </w:p>
         </w:tc>
@@ -1270,29 +1260,33 @@
               <w:tl2br w:val="nil"/>
               <w:tr2bl w:val="nil"/>
             </w:tcBorders>
-            <w:vAlign w:val="center"/>
-          </w:tcPr>
-          <w:p>
-            <w:pPr>
-              <w:jc w:val="center"/>
-              <w:rPr>
-                <w:b/>
-                <w:bCs/>
-                <w:color w:val="FF0000"/>
-                <w:szCs w:val="21"/>
-                <w:lang w:eastAsia="zh-Hans"/>
-              </w:rPr>
-            </w:pPr>
-            <w:r>
-              <w:rPr>
-                <w:rFonts w:hint="eastAsia"/>
-                <w:b/>
-                <w:bCs/>
-                <w:color w:val="FF0000"/>
-                <w:szCs w:val="21"/>
-                <w:lang w:eastAsia="zh-Hans"/>
-              </w:rPr>
-              <w:t>体育</w:t>
+            <w:shd w:val="clear" w:color="auto" w:fill="auto"/>
+            <w:vAlign w:val="center"/>
+          </w:tcPr>
+          <w:p>
+            <w:pPr>
+              <w:jc w:val="center"/>
+              <w:rPr>
+                <w:rFonts w:asciiTheme="minorHAnsi" w:hAnsiTheme="minorHAnsi" w:eastAsiaTheme="minorEastAsia" w:cstheme="minorBidi"/>
+                <w:b/>
+                <w:bCs/>
+                <w:color w:val="FF0000"/>
+                <w:kern w:val="2"/>
+                <w:sz w:val="21"/>
+                <w:szCs w:val="21"/>
+                <w:lang w:val="en-US" w:eastAsia="zh-Hans" w:bidi="ar-SA"/>
+              </w:rPr>
+            </w:pPr>
+            <w:r>
+              <w:rPr>
+                <w:rFonts w:hint="eastAsia"/>
+                <w:b/>
+                <w:bCs/>
+                <w:color w:val="FF0000"/>
+                <w:szCs w:val="21"/>
+                <w:lang w:eastAsia="zh-Hans"/>
+              </w:rPr>
+              <w:t>音乐</w:t>
             </w:r>
           </w:p>
         </w:tc>
@@ -1304,29 +1298,33 @@
               <w:tl2br w:val="nil"/>
               <w:tr2bl w:val="nil"/>
             </w:tcBorders>
-            <w:vAlign w:val="center"/>
-          </w:tcPr>
-          <w:p>
-            <w:pPr>
-              <w:jc w:val="center"/>
-              <w:rPr>
-                <w:b/>
-                <w:bCs/>
-                <w:color w:val="FF0000"/>
-                <w:szCs w:val="21"/>
-                <w:lang w:eastAsia="zh-Hans"/>
-              </w:rPr>
-            </w:pPr>
-            <w:r>
-              <w:rPr>
-                <w:rFonts w:hint="eastAsia"/>
-                <w:b/>
-                <w:bCs/>
-                <w:color w:val="FF0000"/>
-                <w:szCs w:val="21"/>
-                <w:lang w:eastAsia="zh-Hans"/>
-              </w:rPr>
-              <w:t>音乐</w:t>
+            <w:shd w:val="clear" w:color="auto" w:fill="auto"/>
+            <w:vAlign w:val="center"/>
+          </w:tcPr>
+          <w:p>
+            <w:pPr>
+              <w:jc w:val="center"/>
+              <w:rPr>
+                <w:rFonts w:asciiTheme="minorHAnsi" w:hAnsiTheme="minorHAnsi" w:eastAsiaTheme="minorEastAsia" w:cstheme="minorBidi"/>
+                <w:b/>
+                <w:bCs/>
+                <w:color w:val="FF0000"/>
+                <w:kern w:val="2"/>
+                <w:sz w:val="21"/>
+                <w:szCs w:val="21"/>
+                <w:lang w:val="en-US" w:eastAsia="zh-Hans" w:bidi="ar-SA"/>
+              </w:rPr>
+            </w:pPr>
+            <w:r>
+              <w:rPr>
+                <w:rFonts w:hint="eastAsia"/>
+                <w:b/>
+                <w:bCs/>
+                <w:color w:val="FF0000"/>
+                <w:szCs w:val="21"/>
+                <w:lang w:eastAsia="zh-Hans"/>
+              </w:rPr>
+              <w:t>美术</w:t>
             </w:r>
           </w:p>
         </w:tc>
@@ -1337,29 +1335,33 @@
               <w:tl2br w:val="nil"/>
               <w:tr2bl w:val="nil"/>
             </w:tcBorders>
-            <w:vAlign w:val="center"/>
-          </w:tcPr>
-          <w:p>
-            <w:pPr>
-              <w:jc w:val="center"/>
-              <w:rPr>
-                <w:b/>
-                <w:bCs/>
-                <w:color w:val="FF0000"/>
-                <w:szCs w:val="21"/>
-                <w:lang w:eastAsia="zh-Hans"/>
-              </w:rPr>
-            </w:pPr>
-            <w:r>
-              <w:rPr>
-                <w:rFonts w:hint="eastAsia"/>
-                <w:b/>
-                <w:bCs/>
-                <w:color w:val="FF0000"/>
-                <w:szCs w:val="21"/>
-                <w:lang w:eastAsia="zh-Hans"/>
-              </w:rPr>
-              <w:t>美术</w:t>
+            <w:shd w:val="clear" w:color="auto" w:fill="auto"/>
+            <w:vAlign w:val="center"/>
+          </w:tcPr>
+          <w:p>
+            <w:pPr>
+              <w:jc w:val="center"/>
+              <w:rPr>
+                <w:rFonts w:asciiTheme="minorHAnsi" w:hAnsiTheme="minorHAnsi" w:eastAsiaTheme="minorEastAsia" w:cstheme="minorBidi"/>
+                <w:b/>
+                <w:bCs/>
+                <w:color w:val="FF0000"/>
+                <w:kern w:val="2"/>
+                <w:sz w:val="21"/>
+                <w:szCs w:val="21"/>
+                <w:lang w:val="en-US" w:eastAsia="zh-Hans" w:bidi="ar-SA"/>
+              </w:rPr>
+            </w:pPr>
+            <w:r>
+              <w:rPr>
+                <w:rFonts w:hint="eastAsia"/>
+                <w:b/>
+                <w:bCs/>
+                <w:color w:val="FF0000"/>
+                <w:szCs w:val="21"/>
+                <w:lang w:eastAsia="zh-Hans"/>
+              </w:rPr>
+              <w:t>科学</w:t>
             </w:r>
           </w:p>
         </w:tc>
@@ -1371,29 +1373,33 @@
               <w:tl2br w:val="nil"/>
               <w:tr2bl w:val="nil"/>
             </w:tcBorders>
-            <w:vAlign w:val="center"/>
-          </w:tcPr>
-          <w:p>
-            <w:pPr>
-              <w:jc w:val="center"/>
-              <w:rPr>
-                <w:b/>
-                <w:bCs/>
-                <w:color w:val="FF0000"/>
-                <w:szCs w:val="21"/>
-                <w:lang w:eastAsia="zh-Hans"/>
-              </w:rPr>
-            </w:pPr>
-            <w:r>
-              <w:rPr>
-                <w:rFonts w:hint="eastAsia"/>
-                <w:b/>
-                <w:bCs/>
-                <w:color w:val="FF0000"/>
-                <w:szCs w:val="21"/>
-                <w:lang w:eastAsia="zh-Hans"/>
-              </w:rPr>
-              <w:t>科学</w:t>
+            <w:shd w:val="clear" w:color="auto" w:fill="auto"/>
+            <w:vAlign w:val="center"/>
+          </w:tcPr>
+          <w:p>
+            <w:pPr>
+              <w:jc w:val="center"/>
+              <w:rPr>
+                <w:rFonts w:asciiTheme="minorHAnsi" w:hAnsiTheme="minorHAnsi" w:eastAsiaTheme="minorEastAsia" w:cstheme="minorBidi"/>
+                <w:b/>
+                <w:bCs/>
+                <w:color w:val="FF0000"/>
+                <w:kern w:val="2"/>
+                <w:sz w:val="21"/>
+                <w:szCs w:val="21"/>
+                <w:lang w:val="en-US" w:eastAsia="zh-Hans" w:bidi="ar-SA"/>
+              </w:rPr>
+            </w:pPr>
+            <w:r>
+              <w:rPr>
+                <w:rFonts w:hint="eastAsia"/>
+                <w:b/>
+                <w:bCs/>
+                <w:color w:val="FF0000"/>
+                <w:szCs w:val="21"/>
+                <w:lang w:eastAsia="zh-Hans"/>
+              </w:rPr>
+              <w:t>书法</w:t>
             </w:r>
           </w:p>
         </w:tc>
@@ -1404,29 +1410,33 @@
               <w:tl2br w:val="nil"/>
               <w:tr2bl w:val="nil"/>
             </w:tcBorders>
-            <w:vAlign w:val="center"/>
-          </w:tcPr>
-          <w:p>
-            <w:pPr>
-              <w:jc w:val="center"/>
-              <w:rPr>
-                <w:b/>
-                <w:bCs/>
-                <w:color w:val="FF0000"/>
-                <w:szCs w:val="21"/>
-                <w:lang w:eastAsia="zh-Hans"/>
-              </w:rPr>
-            </w:pPr>
-            <w:r>
-              <w:rPr>
-                <w:rFonts w:hint="eastAsia"/>
-                <w:b/>
-                <w:bCs/>
-                <w:color w:val="FF0000"/>
-                <w:szCs w:val="21"/>
-                <w:lang w:eastAsia="zh-Hans"/>
-              </w:rPr>
-              <w:t>书法</w:t>
+            <w:shd w:val="clear" w:color="auto" w:fill="auto"/>
+            <w:vAlign w:val="center"/>
+          </w:tcPr>
+          <w:p>
+            <w:pPr>
+              <w:jc w:val="center"/>
+              <w:rPr>
+                <w:rFonts w:asciiTheme="minorHAnsi" w:hAnsiTheme="minorHAnsi" w:eastAsiaTheme="minorEastAsia" w:cstheme="minorBidi"/>
+                <w:b/>
+                <w:bCs/>
+                <w:color w:val="FF0000"/>
+                <w:kern w:val="2"/>
+                <w:sz w:val="21"/>
+                <w:szCs w:val="21"/>
+                <w:lang w:val="en-US" w:eastAsia="zh-Hans" w:bidi="ar-SA"/>
+              </w:rPr>
+            </w:pPr>
+            <w:r>
+              <w:rPr>
+                <w:rFonts w:hint="eastAsia"/>
+                <w:b/>
+                <w:bCs/>
+                <w:color w:val="FF0000"/>
+                <w:szCs w:val="21"/>
+                <w:lang w:eastAsia="zh-Hans"/>
+              </w:rPr>
+              <w:t>信息</w:t>
             </w:r>
           </w:p>
         </w:tc>
@@ -1437,29 +1447,33 @@
               <w:tl2br w:val="nil"/>
               <w:tr2bl w:val="nil"/>
             </w:tcBorders>
-            <w:vAlign w:val="center"/>
-          </w:tcPr>
-          <w:p>
-            <w:pPr>
-              <w:jc w:val="center"/>
-              <w:rPr>
-                <w:b/>
-                <w:bCs/>
-                <w:color w:val="FF0000"/>
-                <w:szCs w:val="21"/>
-                <w:lang w:eastAsia="zh-Hans"/>
-              </w:rPr>
-            </w:pPr>
-            <w:r>
-              <w:rPr>
-                <w:rFonts w:hint="eastAsia"/>
-                <w:b/>
-                <w:bCs/>
-                <w:color w:val="FF0000"/>
-                <w:szCs w:val="21"/>
-                <w:lang w:eastAsia="zh-Hans"/>
-              </w:rPr>
-              <w:t>信息</w:t>
+            <w:shd w:val="clear" w:color="auto" w:fill="auto"/>
+            <w:vAlign w:val="center"/>
+          </w:tcPr>
+          <w:p>
+            <w:pPr>
+              <w:jc w:val="center"/>
+              <w:rPr>
+                <w:rFonts w:asciiTheme="minorHAnsi" w:hAnsiTheme="minorHAnsi" w:eastAsiaTheme="minorEastAsia" w:cstheme="minorBidi"/>
+                <w:b/>
+                <w:bCs/>
+                <w:color w:val="FF0000"/>
+                <w:kern w:val="2"/>
+                <w:sz w:val="21"/>
+                <w:szCs w:val="21"/>
+                <w:lang w:val="en-US" w:eastAsia="zh-Hans" w:bidi="ar-SA"/>
+              </w:rPr>
+            </w:pPr>
+            <w:r>
+              <w:rPr>
+                <w:rFonts w:hint="eastAsia"/>
+                <w:b/>
+                <w:bCs/>
+                <w:color w:val="FF0000"/>
+                <w:szCs w:val="21"/>
+                <w:lang w:eastAsia="zh-Hans"/>
+              </w:rPr>
+              <w:t>综合</w:t>
             </w:r>
           </w:p>
         </w:tc>
@@ -1471,28 +1485,32 @@
               <w:tl2br w:val="nil"/>
               <w:tr2bl w:val="nil"/>
             </w:tcBorders>
-            <w:vAlign w:val="center"/>
-          </w:tcPr>
-          <w:p>
-            <w:pPr>
-              <w:jc w:val="center"/>
-              <w:rPr>
-                <w:b/>
-                <w:bCs/>
-                <w:color w:val="FF0000"/>
-                <w:szCs w:val="21"/>
-              </w:rPr>
-            </w:pPr>
-            <w:r>
-              <w:rPr>
-                <w:rFonts w:hint="eastAsia"/>
-                <w:b/>
-                <w:bCs/>
-                <w:color w:val="FF0000"/>
-                <w:szCs w:val="21"/>
-                <w:lang w:eastAsia="zh-Hans"/>
-              </w:rPr>
-              <w:t>综合</w:t>
+            <w:shd w:val="clear" w:color="auto" w:fill="auto"/>
+            <w:vAlign w:val="center"/>
+          </w:tcPr>
+          <w:p>
+            <w:pPr>
+              <w:jc w:val="center"/>
+              <w:rPr>
+                <w:rFonts w:asciiTheme="minorHAnsi" w:hAnsiTheme="minorHAnsi" w:eastAsiaTheme="minorEastAsia" w:cstheme="minorBidi"/>
+                <w:b/>
+                <w:bCs/>
+                <w:color w:val="FF0000"/>
+                <w:kern w:val="2"/>
+                <w:sz w:val="21"/>
+                <w:szCs w:val="21"/>
+                <w:lang w:val="en-US" w:eastAsia="zh-CN" w:bidi="ar-SA"/>
+              </w:rPr>
+            </w:pPr>
+            <w:r>
+              <w:rPr>
+                <w:rFonts w:hint="eastAsia"/>
+                <w:b/>
+                <w:bCs/>
+                <w:color w:val="FF0000"/>
+                <w:szCs w:val="21"/>
+              </w:rPr>
+              <w:t>劳动</w:t>
             </w:r>
           </w:p>
         </w:tc>
@@ -1509,21 +1527,24 @@
             <w:pPr>
               <w:jc w:val="center"/>
               <w:rPr>
-                <w:b/>
-                <w:bCs/>
-                <w:color w:val="FF0000"/>
-                <w:szCs w:val="21"/>
-              </w:rPr>
-            </w:pPr>
-            <w:r>
-              <w:rPr>
-                <w:rFonts w:hint="eastAsia"/>
-                <w:b/>
-                <w:bCs/>
-                <w:color w:val="FF0000"/>
-                <w:szCs w:val="21"/>
-              </w:rPr>
-              <w:t>劳动</w:t>
+                <w:rFonts w:hint="eastAsia" w:eastAsiaTheme="minorEastAsia"/>
+                <w:b/>
+                <w:bCs/>
+                <w:color w:val="FF0000"/>
+                <w:szCs w:val="21"/>
+                <w:lang w:eastAsia="zh-CN"/>
+              </w:rPr>
+            </w:pPr>
+            <w:r>
+              <w:rPr>
+                <w:rFonts w:hint="eastAsia"/>
+                <w:b/>
+                <w:bCs/>
+                <w:color w:val="FF0000"/>
+                <w:szCs w:val="21"/>
+                <w:lang w:eastAsia="zh-CN"/>
+              </w:rPr>
+              <w:t>心理</w:t>
             </w:r>
           </w:p>
         </w:tc>
@@ -1550,7 +1571,7 @@
         </w:trPr>
         <w:tc>
           <w:tcPr>
-            <w:tcW w:w="564" w:type="dxa"/>
+            <w:tcW w:w="377" w:type="dxa"/>
             <w:vMerge w:val="continue"/>
             <w:tcBorders>
               <w:tl2br w:val="nil"/>
@@ -1565,51 +1586,86 @@
                 <w:lang w:eastAsia="zh-Hans"/>
               </w:rPr>
             </w:pPr>
-          </w:p>
-        </w:tc>
-        <w:tc>
-          <w:tcPr>
-            <w:tcW w:w="452" w:type="dxa"/>
+            <w:bookmarkStart w:id="0" w:name="_GoBack" w:colFirst="2" w:colLast="13"/>
+          </w:p>
+        </w:tc>
+        <w:tc>
+          <w:tcPr>
+            <w:tcW w:w="639" w:type="dxa"/>
             <w:gridSpan w:val="2"/>
-            <w:vMerge w:val="continue"/>
-            <w:tcBorders>
-              <w:tl2br w:val="nil"/>
-              <w:tr2bl w:val="nil"/>
-            </w:tcBorders>
-            <w:vAlign w:val="center"/>
-          </w:tcPr>
-          <w:p>
-            <w:pPr>
-              <w:jc w:val="center"/>
-              <w:rPr>
-                <w:rFonts w:hint="eastAsia" w:eastAsiaTheme="minorEastAsia"/>
-                <w:b/>
-                <w:bCs/>
-                <w:color w:val="FF0000"/>
-                <w:szCs w:val="21"/>
-                <w:lang w:eastAsia="zh-CN"/>
-              </w:rPr>
-            </w:pPr>
+            <w:tcBorders>
+              <w:tl2br w:val="nil"/>
+              <w:tr2bl w:val="nil"/>
+            </w:tcBorders>
+            <w:shd w:val="clear" w:color="auto" w:fill="auto"/>
+            <w:vAlign w:val="center"/>
+          </w:tcPr>
+          <w:p>
+            <w:pPr>
+              <w:jc w:val="center"/>
+              <w:rPr>
+                <w:rFonts w:hint="eastAsia" w:asciiTheme="minorHAnsi" w:hAnsiTheme="minorHAnsi" w:eastAsiaTheme="minorEastAsia" w:cstheme="minorBidi"/>
+                <w:b/>
+                <w:bCs/>
+                <w:kern w:val="2"/>
+                <w:sz w:val="21"/>
+                <w:szCs w:val="21"/>
+                <w:lang w:val="en-US" w:eastAsia="zh-CN" w:bidi="ar-SA"/>
+              </w:rPr>
+            </w:pPr>
+            <w:r>
+              <w:rPr>
+                <w:rFonts w:hint="eastAsia"/>
+                <w:b/>
+                <w:bCs/>
+                <w:szCs w:val="21"/>
+                <w:lang w:eastAsia="zh-CN"/>
+              </w:rPr>
+              <w:t>{{</w:t>
+            </w:r>
+            <w:r>
+              <w:rPr>
+                <w:rFonts w:hint="eastAsia"/>
+                <w:b/>
+                <w:bCs/>
+                <w:szCs w:val="21"/>
+              </w:rPr>
+              <w:t>道法</w:t>
+            </w:r>
+            <w:r>
+              <w:rPr>
+                <w:rFonts w:hint="eastAsia"/>
+                <w:b/>
+                <w:bCs/>
+                <w:szCs w:val="21"/>
+                <w:lang w:eastAsia="zh-CN"/>
+              </w:rPr>
+              <w:t>}}</w:t>
+            </w:r>
           </w:p>
         </w:tc>
         <w:tc>
           <w:tcPr>
             <w:tcW w:w="655" w:type="dxa"/>
-            <w:gridSpan w:val="2"/>
-            <w:tcBorders>
-              <w:tl2br w:val="nil"/>
-              <w:tr2bl w:val="nil"/>
-            </w:tcBorders>
-            <w:vAlign w:val="center"/>
-          </w:tcPr>
-          <w:p>
-            <w:pPr>
-              <w:rPr>
-                <w:rFonts w:hint="eastAsia" w:eastAsiaTheme="minorEastAsia"/>
-                <w:b/>
-                <w:bCs/>
-                <w:szCs w:val="21"/>
-                <w:lang w:eastAsia="zh-CN"/>
+            <w:gridSpan w:val="3"/>
+            <w:tcBorders>
+              <w:tl2br w:val="nil"/>
+              <w:tr2bl w:val="nil"/>
+            </w:tcBorders>
+            <w:shd w:val="clear" w:color="auto" w:fill="auto"/>
+            <w:vAlign w:val="center"/>
+          </w:tcPr>
+          <w:p>
+            <w:pPr>
+              <w:jc w:val="center"/>
+              <w:rPr>
+                <w:rFonts w:hint="eastAsia" w:asciiTheme="minorHAnsi" w:hAnsiTheme="minorHAnsi" w:eastAsiaTheme="minorEastAsia" w:cstheme="minorBidi"/>
+                <w:b/>
+                <w:bCs/>
+                <w:kern w:val="2"/>
+                <w:sz w:val="21"/>
+                <w:szCs w:val="21"/>
+                <w:lang w:val="en-US" w:eastAsia="zh-CN" w:bidi="ar-SA"/>
               </w:rPr>
             </w:pPr>
             <w:r>
@@ -1628,8 +1684,9 @@
                 <w:b/>
                 <w:bCs/>
                 <w:szCs w:val="21"/>
-              </w:rPr>
-              <w:t>道法</w:t>
+                <w:lang w:eastAsia="zh-Hans"/>
+              </w:rPr>
+              <w:t>语文</w:t>
             </w:r>
             <w:r>
               <w:rPr>
@@ -1651,17 +1708,20 @@
               <w:tl2br w:val="nil"/>
               <w:tr2bl w:val="nil"/>
             </w:tcBorders>
-            <w:vAlign w:val="center"/>
-          </w:tcPr>
-          <w:p>
-            <w:pPr>
-              <w:jc w:val="center"/>
-              <w:rPr>
-                <w:rFonts w:hint="eastAsia" w:eastAsiaTheme="minorEastAsia"/>
-                <w:b/>
-                <w:bCs/>
-                <w:szCs w:val="21"/>
-                <w:lang w:eastAsia="zh-CN"/>
+            <w:shd w:val="clear" w:color="auto" w:fill="auto"/>
+            <w:vAlign w:val="center"/>
+          </w:tcPr>
+          <w:p>
+            <w:pPr>
+              <w:jc w:val="center"/>
+              <w:rPr>
+                <w:rFonts w:hint="eastAsia" w:asciiTheme="minorHAnsi" w:hAnsiTheme="minorHAnsi" w:eastAsiaTheme="minorEastAsia" w:cstheme="minorBidi"/>
+                <w:b/>
+                <w:bCs/>
+                <w:kern w:val="2"/>
+                <w:sz w:val="21"/>
+                <w:szCs w:val="21"/>
+                <w:lang w:val="en-US" w:eastAsia="zh-CN" w:bidi="ar-SA"/>
               </w:rPr>
             </w:pPr>
             <w:r>
@@ -1682,7 +1742,7 @@
                 <w:szCs w:val="21"/>
                 <w:lang w:eastAsia="zh-Hans"/>
               </w:rPr>
-              <w:t>语文</w:t>
+              <w:t>数学</w:t>
             </w:r>
             <w:r>
               <w:rPr>
@@ -1704,17 +1764,20 @@
               <w:tl2br w:val="nil"/>
               <w:tr2bl w:val="nil"/>
             </w:tcBorders>
-            <w:vAlign w:val="center"/>
-          </w:tcPr>
-          <w:p>
-            <w:pPr>
-              <w:jc w:val="center"/>
-              <w:rPr>
-                <w:rFonts w:hint="eastAsia" w:eastAsiaTheme="minorEastAsia"/>
-                <w:b/>
-                <w:bCs/>
-                <w:szCs w:val="21"/>
-                <w:lang w:eastAsia="zh-CN"/>
+            <w:shd w:val="clear" w:color="auto" w:fill="auto"/>
+            <w:vAlign w:val="center"/>
+          </w:tcPr>
+          <w:p>
+            <w:pPr>
+              <w:jc w:val="center"/>
+              <w:rPr>
+                <w:rFonts w:hint="eastAsia" w:asciiTheme="minorHAnsi" w:hAnsiTheme="minorHAnsi" w:eastAsiaTheme="minorEastAsia" w:cstheme="minorBidi"/>
+                <w:b/>
+                <w:bCs/>
+                <w:kern w:val="2"/>
+                <w:sz w:val="21"/>
+                <w:szCs w:val="21"/>
+                <w:lang w:val="en-US" w:eastAsia="zh-CN" w:bidi="ar-SA"/>
               </w:rPr>
             </w:pPr>
             <w:r>
@@ -1735,7 +1798,7 @@
                 <w:szCs w:val="21"/>
                 <w:lang w:eastAsia="zh-Hans"/>
               </w:rPr>
-              <w:t>数学</w:t>
+              <w:t>英语</w:t>
             </w:r>
             <w:r>
               <w:rPr>
@@ -1756,17 +1819,20 @@
               <w:tl2br w:val="nil"/>
               <w:tr2bl w:val="nil"/>
             </w:tcBorders>
-            <w:vAlign w:val="center"/>
-          </w:tcPr>
-          <w:p>
-            <w:pPr>
-              <w:jc w:val="center"/>
-              <w:rPr>
-                <w:rFonts w:hint="eastAsia" w:eastAsiaTheme="minorEastAsia"/>
-                <w:b/>
-                <w:bCs/>
-                <w:szCs w:val="21"/>
-                <w:lang w:eastAsia="zh-CN"/>
+            <w:shd w:val="clear" w:color="auto" w:fill="auto"/>
+            <w:vAlign w:val="center"/>
+          </w:tcPr>
+          <w:p>
+            <w:pPr>
+              <w:jc w:val="center"/>
+              <w:rPr>
+                <w:rFonts w:hint="eastAsia" w:asciiTheme="minorHAnsi" w:hAnsiTheme="minorHAnsi" w:eastAsiaTheme="minorEastAsia" w:cstheme="minorBidi"/>
+                <w:b/>
+                <w:bCs/>
+                <w:kern w:val="2"/>
+                <w:sz w:val="21"/>
+                <w:szCs w:val="21"/>
+                <w:lang w:val="en-US" w:eastAsia="zh-CN" w:bidi="ar-SA"/>
               </w:rPr>
             </w:pPr>
             <w:r>
@@ -1787,7 +1853,7 @@
                 <w:szCs w:val="21"/>
                 <w:lang w:eastAsia="zh-Hans"/>
               </w:rPr>
-              <w:t>英语</w:t>
+              <w:t>体育</w:t>
             </w:r>
             <w:r>
               <w:rPr>
@@ -1808,17 +1874,20 @@
               <w:tl2br w:val="nil"/>
               <w:tr2bl w:val="nil"/>
             </w:tcBorders>
-            <w:vAlign w:val="center"/>
-          </w:tcPr>
-          <w:p>
-            <w:pPr>
-              <w:jc w:val="center"/>
-              <w:rPr>
-                <w:rFonts w:hint="eastAsia" w:eastAsiaTheme="minorEastAsia"/>
-                <w:b/>
-                <w:bCs/>
-                <w:szCs w:val="21"/>
-                <w:lang w:eastAsia="zh-CN"/>
+            <w:shd w:val="clear" w:color="auto" w:fill="auto"/>
+            <w:vAlign w:val="center"/>
+          </w:tcPr>
+          <w:p>
+            <w:pPr>
+              <w:jc w:val="center"/>
+              <w:rPr>
+                <w:rFonts w:hint="eastAsia" w:asciiTheme="minorHAnsi" w:hAnsiTheme="minorHAnsi" w:eastAsiaTheme="minorEastAsia" w:cstheme="minorBidi"/>
+                <w:b/>
+                <w:bCs/>
+                <w:kern w:val="2"/>
+                <w:sz w:val="21"/>
+                <w:szCs w:val="21"/>
+                <w:lang w:val="en-US" w:eastAsia="zh-CN" w:bidi="ar-SA"/>
               </w:rPr>
             </w:pPr>
             <w:r>
@@ -1839,7 +1908,7 @@
                 <w:szCs w:val="21"/>
                 <w:lang w:eastAsia="zh-Hans"/>
               </w:rPr>
-              <w:t>体育</w:t>
+              <w:t>音乐</w:t>
             </w:r>
             <w:r>
               <w:rPr>
@@ -1861,17 +1930,20 @@
               <w:tl2br w:val="nil"/>
               <w:tr2bl w:val="nil"/>
             </w:tcBorders>
-            <w:vAlign w:val="center"/>
-          </w:tcPr>
-          <w:p>
-            <w:pPr>
-              <w:jc w:val="center"/>
-              <w:rPr>
-                <w:rFonts w:hint="eastAsia" w:eastAsiaTheme="minorEastAsia"/>
-                <w:b/>
-                <w:bCs/>
-                <w:szCs w:val="21"/>
-                <w:lang w:eastAsia="zh-CN"/>
+            <w:shd w:val="clear" w:color="auto" w:fill="auto"/>
+            <w:vAlign w:val="center"/>
+          </w:tcPr>
+          <w:p>
+            <w:pPr>
+              <w:jc w:val="center"/>
+              <w:rPr>
+                <w:rFonts w:hint="eastAsia" w:asciiTheme="minorHAnsi" w:hAnsiTheme="minorHAnsi" w:eastAsiaTheme="minorEastAsia" w:cstheme="minorBidi"/>
+                <w:b/>
+                <w:bCs/>
+                <w:kern w:val="2"/>
+                <w:sz w:val="21"/>
+                <w:szCs w:val="21"/>
+                <w:lang w:val="en-US" w:eastAsia="zh-CN" w:bidi="ar-SA"/>
               </w:rPr>
             </w:pPr>
             <w:r>
@@ -1892,7 +1964,7 @@
                 <w:szCs w:val="21"/>
                 <w:lang w:eastAsia="zh-Hans"/>
               </w:rPr>
-              <w:t>音乐</w:t>
+              <w:t>美术</w:t>
             </w:r>
             <w:r>
               <w:rPr>
@@ -1913,17 +1985,20 @@
               <w:tl2br w:val="nil"/>
               <w:tr2bl w:val="nil"/>
             </w:tcBorders>
-            <w:vAlign w:val="center"/>
-          </w:tcPr>
-          <w:p>
-            <w:pPr>
-              <w:jc w:val="center"/>
-              <w:rPr>
-                <w:rFonts w:hint="eastAsia" w:eastAsiaTheme="minorEastAsia"/>
-                <w:b/>
-                <w:bCs/>
-                <w:szCs w:val="21"/>
-                <w:lang w:eastAsia="zh-CN"/>
+            <w:shd w:val="clear" w:color="auto" w:fill="auto"/>
+            <w:vAlign w:val="center"/>
+          </w:tcPr>
+          <w:p>
+            <w:pPr>
+              <w:jc w:val="center"/>
+              <w:rPr>
+                <w:rFonts w:hint="eastAsia" w:asciiTheme="minorHAnsi" w:hAnsiTheme="minorHAnsi" w:eastAsiaTheme="minorEastAsia" w:cstheme="minorBidi"/>
+                <w:b/>
+                <w:bCs/>
+                <w:kern w:val="2"/>
+                <w:sz w:val="21"/>
+                <w:szCs w:val="21"/>
+                <w:lang w:val="en-US" w:eastAsia="zh-CN" w:bidi="ar-SA"/>
               </w:rPr>
             </w:pPr>
             <w:r>
@@ -1944,7 +2019,7 @@
                 <w:szCs w:val="21"/>
                 <w:lang w:eastAsia="zh-Hans"/>
               </w:rPr>
-              <w:t>美术</w:t>
+              <w:t>科学</w:t>
             </w:r>
             <w:r>
               <w:rPr>
@@ -1966,17 +2041,20 @@
               <w:tl2br w:val="nil"/>
               <w:tr2bl w:val="nil"/>
             </w:tcBorders>
-            <w:vAlign w:val="center"/>
-          </w:tcPr>
-          <w:p>
-            <w:pPr>
-              <w:jc w:val="center"/>
-              <w:rPr>
-                <w:rFonts w:hint="eastAsia" w:eastAsiaTheme="minorEastAsia"/>
-                <w:b/>
-                <w:bCs/>
-                <w:szCs w:val="21"/>
-                <w:lang w:eastAsia="zh-CN"/>
+            <w:shd w:val="clear" w:color="auto" w:fill="auto"/>
+            <w:vAlign w:val="center"/>
+          </w:tcPr>
+          <w:p>
+            <w:pPr>
+              <w:jc w:val="center"/>
+              <w:rPr>
+                <w:rFonts w:hint="eastAsia" w:asciiTheme="minorHAnsi" w:hAnsiTheme="minorHAnsi" w:eastAsiaTheme="minorEastAsia" w:cstheme="minorBidi"/>
+                <w:b/>
+                <w:bCs/>
+                <w:kern w:val="2"/>
+                <w:sz w:val="21"/>
+                <w:szCs w:val="21"/>
+                <w:lang w:val="en-US" w:eastAsia="zh-CN" w:bidi="ar-SA"/>
               </w:rPr>
             </w:pPr>
             <w:r>
@@ -1997,7 +2075,7 @@
                 <w:szCs w:val="21"/>
                 <w:lang w:eastAsia="zh-Hans"/>
               </w:rPr>
-              <w:t>科学</w:t>
+              <w:t>书法</w:t>
             </w:r>
             <w:r>
               <w:rPr>
@@ -2018,17 +2096,20 @@
               <w:tl2br w:val="nil"/>
               <w:tr2bl w:val="nil"/>
             </w:tcBorders>
-            <w:vAlign w:val="center"/>
-          </w:tcPr>
-          <w:p>
-            <w:pPr>
-              <w:jc w:val="center"/>
-              <w:rPr>
-                <w:rFonts w:hint="eastAsia" w:eastAsiaTheme="minorEastAsia"/>
-                <w:b/>
-                <w:bCs/>
-                <w:szCs w:val="21"/>
-                <w:lang w:eastAsia="zh-CN"/>
+            <w:shd w:val="clear" w:color="auto" w:fill="auto"/>
+            <w:vAlign w:val="center"/>
+          </w:tcPr>
+          <w:p>
+            <w:pPr>
+              <w:jc w:val="center"/>
+              <w:rPr>
+                <w:rFonts w:hint="eastAsia" w:asciiTheme="minorHAnsi" w:hAnsiTheme="minorHAnsi" w:eastAsiaTheme="minorEastAsia" w:cstheme="minorBidi"/>
+                <w:b/>
+                <w:bCs/>
+                <w:kern w:val="2"/>
+                <w:sz w:val="21"/>
+                <w:szCs w:val="21"/>
+                <w:lang w:val="en-US" w:eastAsia="zh-CN" w:bidi="ar-SA"/>
               </w:rPr>
             </w:pPr>
             <w:r>
@@ -2049,7 +2130,7 @@
                 <w:szCs w:val="21"/>
                 <w:lang w:eastAsia="zh-Hans"/>
               </w:rPr>
-              <w:t>书法</w:t>
+              <w:t>信息</w:t>
             </w:r>
             <w:r>
               <w:rPr>
@@ -2070,17 +2151,20 @@
               <w:tl2br w:val="nil"/>
               <w:tr2bl w:val="nil"/>
             </w:tcBorders>
-            <w:vAlign w:val="center"/>
-          </w:tcPr>
-          <w:p>
-            <w:pPr>
-              <w:jc w:val="center"/>
-              <w:rPr>
-                <w:rFonts w:hint="eastAsia" w:eastAsiaTheme="minorEastAsia"/>
-                <w:b/>
-                <w:bCs/>
-                <w:szCs w:val="21"/>
-                <w:lang w:eastAsia="zh-CN"/>
+            <w:shd w:val="clear" w:color="auto" w:fill="auto"/>
+            <w:vAlign w:val="center"/>
+          </w:tcPr>
+          <w:p>
+            <w:pPr>
+              <w:jc w:val="center"/>
+              <w:rPr>
+                <w:rFonts w:hint="eastAsia" w:asciiTheme="minorHAnsi" w:hAnsiTheme="minorHAnsi" w:eastAsiaTheme="minorEastAsia" w:cstheme="minorBidi"/>
+                <w:b/>
+                <w:bCs/>
+                <w:kern w:val="2"/>
+                <w:sz w:val="21"/>
+                <w:szCs w:val="21"/>
+                <w:lang w:val="en-US" w:eastAsia="zh-CN" w:bidi="ar-SA"/>
               </w:rPr>
             </w:pPr>
             <w:r>
@@ -2101,7 +2185,7 @@
                 <w:szCs w:val="21"/>
                 <w:lang w:eastAsia="zh-Hans"/>
               </w:rPr>
-              <w:t>信息</w:t>
+              <w:t>综合</w:t>
             </w:r>
             <w:r>
               <w:rPr>
@@ -2123,6 +2207,60 @@
               <w:tl2br w:val="nil"/>
               <w:tr2bl w:val="nil"/>
             </w:tcBorders>
+            <w:shd w:val="clear" w:color="auto" w:fill="auto"/>
+            <w:vAlign w:val="center"/>
+          </w:tcPr>
+          <w:p>
+            <w:pPr>
+              <w:jc w:val="center"/>
+              <w:rPr>
+                <w:rFonts w:hint="eastAsia" w:asciiTheme="minorHAnsi" w:hAnsiTheme="minorHAnsi" w:eastAsiaTheme="minorEastAsia" w:cstheme="minorBidi"/>
+                <w:b/>
+                <w:bCs/>
+                <w:kern w:val="2"/>
+                <w:sz w:val="21"/>
+                <w:szCs w:val="21"/>
+                <w:lang w:val="en-US" w:eastAsia="zh-CN" w:bidi="ar-SA"/>
+              </w:rPr>
+            </w:pPr>
+            <w:r>
+              <w:rPr>
+                <w:rFonts w:hint="eastAsia"/>
+                <w:b/>
+                <w:bCs/>
+                <w:szCs w:val="21"/>
+                <w:lang w:eastAsia="zh-CN"/>
+              </w:rPr>
+              <w:t>{{</w:t>
+            </w:r>
+            <w:r>
+              <w:rPr>
+                <w:rFonts w:hint="eastAsia"/>
+                <w:b/>
+                <w:bCs/>
+                <w:szCs w:val="21"/>
+              </w:rPr>
+              <w:t>劳动</w:t>
+            </w:r>
+            <w:r>
+              <w:rPr>
+                <w:rFonts w:hint="eastAsia"/>
+                <w:b/>
+                <w:bCs/>
+                <w:szCs w:val="21"/>
+                <w:lang w:eastAsia="zh-CN"/>
+              </w:rPr>
+              <w:t>}}</w:t>
+            </w:r>
+          </w:p>
+        </w:tc>
+        <w:tc>
+          <w:tcPr>
+            <w:tcW w:w="650" w:type="dxa"/>
+            <w:tcBorders>
+              <w:tl2br w:val="nil"/>
+              <w:tr2bl w:val="nil"/>
+            </w:tcBorders>
             <w:vAlign w:val="center"/>
           </w:tcPr>
           <w:p>
@@ -2144,82 +2282,12 @@
                 <w:szCs w:val="21"/>
                 <w:lang w:eastAsia="zh-CN"/>
               </w:rPr>
-              <w:t>{{</w:t>
-            </w:r>
-            <w:r>
-              <w:rPr>
-                <w:rFonts w:hint="eastAsia"/>
-                <w:b/>
-                <w:bCs/>
-                <w:szCs w:val="21"/>
-                <w:lang w:eastAsia="zh-Hans"/>
-              </w:rPr>
-              <w:t>综合</w:t>
-            </w:r>
-            <w:r>
-              <w:rPr>
-                <w:rFonts w:hint="eastAsia"/>
-                <w:b/>
-                <w:bCs/>
-                <w:szCs w:val="21"/>
-                <w:lang w:eastAsia="zh-CN"/>
-              </w:rPr>
-              <w:t>}}</w:t>
-            </w:r>
-          </w:p>
-        </w:tc>
-        <w:tc>
-          <w:tcPr>
-            <w:tcW w:w="650" w:type="dxa"/>
-            <w:tcBorders>
-              <w:tl2br w:val="nil"/>
-              <w:tr2bl w:val="nil"/>
-            </w:tcBorders>
-            <w:vAlign w:val="center"/>
-          </w:tcPr>
-          <w:p>
-            <w:pPr>
-              <w:jc w:val="center"/>
-              <w:rPr>
-                <w:rFonts w:hint="eastAsia" w:eastAsiaTheme="minorEastAsia"/>
-                <w:b/>
-                <w:bCs/>
-                <w:szCs w:val="21"/>
-                <w:lang w:eastAsia="zh-CN"/>
-              </w:rPr>
-            </w:pPr>
-            <w:r>
-              <w:rPr>
-                <w:rFonts w:hint="eastAsia"/>
-                <w:b/>
-                <w:bCs/>
-                <w:szCs w:val="21"/>
-                <w:lang w:eastAsia="zh-CN"/>
-              </w:rPr>
-              <w:t>{{</w:t>
-            </w:r>
-            <w:r>
-              <w:rPr>
-                <w:rFonts w:hint="eastAsia"/>
-                <w:b/>
-                <w:bCs/>
-                <w:szCs w:val="21"/>
-              </w:rPr>
-              <w:t>劳动</w:t>
-            </w:r>
-            <w:r>
-              <w:rPr>
-                <w:rFonts w:hint="eastAsia"/>
-                <w:b/>
-                <w:bCs/>
-                <w:szCs w:val="21"/>
-                <w:lang w:eastAsia="zh-CN"/>
-              </w:rPr>
-              <w:t>}}</w:t>
+              <w:t>{{心理}}</w:t>
             </w:r>
           </w:p>
         </w:tc>
       </w:tr>
+      <w:bookmarkEnd w:id="0"/>
       <w:tr>
         <w:tblPrEx>
           <w:tblBorders>
@@ -2243,7 +2311,7 @@
         <w:tc>
           <w:tcPr>
             <w:tcW w:w="8961" w:type="dxa"/>
-            <w:gridSpan w:val="22"/>
+            <w:gridSpan w:val="23"/>
             <w:tcBorders>
               <w:tl2br w:val="nil"/>
               <w:tr2bl w:val="nil"/>
@@ -2375,7 +2443,7 @@
         <w:tc>
           <w:tcPr>
             <w:tcW w:w="8961" w:type="dxa"/>
-            <w:gridSpan w:val="22"/>
+            <w:gridSpan w:val="23"/>
             <w:tcBorders>
               <w:tl2br w:val="nil"/>
               <w:tr2bl w:val="nil"/>
@@ -2385,10 +2453,8 @@
             <w:pPr>
               <w:jc w:val="left"/>
               <w:rPr>
-                <w:rFonts w:hint="eastAsia"/>
-                <w:b/>
-                <w:bCs/>
-                <w:color w:val="FF0000"/>
+                <w:b/>
+                <w:bCs/>
                 <w:lang w:eastAsia="zh-Hans"/>
               </w:rPr>
             </w:pPr>
@@ -2402,32 +2468,6 @@
               </w:rPr>
               <w:t>家长的话：</w:t>
             </w:r>
-          </w:p>
-          <w:p>
-            <w:pPr>
-              <w:jc w:val="left"/>
-              <w:rPr>
-                <w:rFonts w:hint="eastAsia"/>
-                <w:b/>
-                <w:bCs/>
-                <w:color w:val="FF0000"/>
-                <w:lang w:eastAsia="zh-Hans"/>
-              </w:rPr>
-            </w:pPr>
-            <w:bookmarkStart w:id="0" w:name="_GoBack"/>
-            <w:bookmarkEnd w:id="0"/>
-          </w:p>
-          <w:p>
-            <w:pPr>
-              <w:jc w:val="left"/>
-              <w:rPr>
-                <w:rFonts w:hint="eastAsia"/>
-                <w:b/>
-                <w:bCs/>
-                <w:color w:val="FF0000"/>
-                <w:lang w:eastAsia="zh-Hans"/>
-              </w:rPr>
-            </w:pPr>
           </w:p>
         </w:tc>
       </w:tr>
@@ -2451,7 +2491,7 @@
         <w:tc>
           <w:tcPr>
             <w:tcW w:w="1317" w:type="dxa"/>
-            <w:gridSpan w:val="4"/>
+            <w:gridSpan w:val="5"/>
             <w:tcBorders>
               <w:tl2br w:val="nil"/>
               <w:tr2bl w:val="nil"/>
@@ -2597,7 +2637,7 @@
         <w:tc>
           <w:tcPr>
             <w:tcW w:w="1317" w:type="dxa"/>
-            <w:gridSpan w:val="4"/>
+            <w:gridSpan w:val="5"/>
             <w:vMerge w:val="restart"/>
             <w:tcBorders>
               <w:tl2br w:val="nil"/>
@@ -2892,7 +2932,7 @@
         <w:tc>
           <w:tcPr>
             <w:tcW w:w="1317" w:type="dxa"/>
-            <w:gridSpan w:val="4"/>
+            <w:gridSpan w:val="5"/>
             <w:vMerge w:val="continue"/>
             <w:tcBorders>
               <w:tl2br w:val="nil"/>
@@ -3120,7 +3160,7 @@
         <w:tc>
           <w:tcPr>
             <w:tcW w:w="1317" w:type="dxa"/>
-            <w:gridSpan w:val="4"/>
+            <w:gridSpan w:val="5"/>
             <w:vMerge w:val="continue"/>
             <w:tcBorders>
               <w:tl2br w:val="nil"/>
@@ -3291,7 +3331,7 @@
         <w:tc>
           <w:tcPr>
             <w:tcW w:w="1317" w:type="dxa"/>
-            <w:gridSpan w:val="4"/>
+            <w:gridSpan w:val="5"/>
             <w:vMerge w:val="continue"/>
             <w:tcBorders>
               <w:tl2br w:val="nil"/>
@@ -3462,7 +3502,7 @@
         <w:tc>
           <w:tcPr>
             <w:tcW w:w="1317" w:type="dxa"/>
-            <w:gridSpan w:val="4"/>
+            <w:gridSpan w:val="5"/>
             <w:vMerge w:val="restart"/>
             <w:tcBorders>
               <w:tl2br w:val="nil"/>
@@ -3765,7 +3805,7 @@
         <w:tc>
           <w:tcPr>
             <w:tcW w:w="1317" w:type="dxa"/>
-            <w:gridSpan w:val="4"/>
+            <w:gridSpan w:val="5"/>
             <w:vMerge w:val="continue"/>
             <w:tcBorders>
               <w:tl2br w:val="nil"/>
@@ -3936,7 +3976,7 @@
         <w:tc>
           <w:tcPr>
             <w:tcW w:w="1317" w:type="dxa"/>
-            <w:gridSpan w:val="4"/>
+            <w:gridSpan w:val="5"/>
             <w:vMerge w:val="continue"/>
             <w:tcBorders>
               <w:tl2br w:val="nil"/>
@@ -4126,7 +4166,7 @@
         <w:tc>
           <w:tcPr>
             <w:tcW w:w="1317" w:type="dxa"/>
-            <w:gridSpan w:val="4"/>
+            <w:gridSpan w:val="5"/>
             <w:vMerge w:val="continue"/>
             <w:tcBorders>
               <w:tl2br w:val="nil"/>
@@ -4259,7 +4299,7 @@
         <w:tc>
           <w:tcPr>
             <w:tcW w:w="1317" w:type="dxa"/>
-            <w:gridSpan w:val="4"/>
+            <w:gridSpan w:val="5"/>
             <w:vMerge w:val="restart"/>
             <w:tcBorders>
               <w:tl2br w:val="nil"/>
@@ -4531,7 +4571,7 @@
         <w:tc>
           <w:tcPr>
             <w:tcW w:w="1317" w:type="dxa"/>
-            <w:gridSpan w:val="4"/>
+            <w:gridSpan w:val="5"/>
             <w:vMerge w:val="continue"/>
             <w:tcBorders>
               <w:tl2br w:val="nil"/>
@@ -4667,7 +4707,7 @@
         <w:tc>
           <w:tcPr>
             <w:tcW w:w="1317" w:type="dxa"/>
-            <w:gridSpan w:val="4"/>
+            <w:gridSpan w:val="5"/>
             <w:vMerge w:val="restart"/>
             <w:tcBorders>
               <w:tl2br w:val="nil"/>
@@ -4935,7 +4975,7 @@
         <w:tc>
           <w:tcPr>
             <w:tcW w:w="1317" w:type="dxa"/>
-            <w:gridSpan w:val="4"/>
+            <w:gridSpan w:val="5"/>
             <w:vMerge w:val="continue"/>
             <w:tcBorders>
               <w:tl2br w:val="nil"/>
@@ -5068,7 +5108,7 @@
         <w:tc>
           <w:tcPr>
             <w:tcW w:w="1317" w:type="dxa"/>
-            <w:gridSpan w:val="4"/>
+            <w:gridSpan w:val="5"/>
             <w:vMerge w:val="restart"/>
             <w:tcBorders>
               <w:tl2br w:val="nil"/>
@@ -5284,12 +5324,12 @@
           </w:tblCellMar>
         </w:tblPrEx>
         <w:trPr>
-          <w:trHeight w:val="625" w:hRule="atLeast"/>
+          <w:trHeight w:val="767" w:hRule="atLeast"/>
         </w:trPr>
         <w:tc>
           <w:tcPr>
             <w:tcW w:w="1317" w:type="dxa"/>
-            <w:gridSpan w:val="4"/>
+            <w:gridSpan w:val="5"/>
             <w:vMerge w:val="continue"/>
             <w:tcBorders>
               <w:tl2br w:val="nil"/>
@@ -5373,13 +5413,31 @@
             </w:r>
             <w:r>
               <w:rPr>
-                <w:rFonts w:hint="eastAsia"/>
                 <w:b/>
                 <w:bCs/>
                 <w:color w:val="0070C0"/>
-                <w:lang w:eastAsia="zh-CN"/>
-              </w:rPr>
-              <w:t>、</w:t>
+                <w:lang w:eastAsia="zh-Hans"/>
+              </w:rPr>
+              <w:t>，</w:t>
+            </w:r>
+            <w:r>
+              <w:rPr>
+                <w:rFonts w:hint="eastAsia"/>
+                <w:b/>
+                <w:bCs/>
+                <w:color w:val="0070C0"/>
+                <w:lang w:eastAsia="zh-Hans"/>
+              </w:rPr>
+              <w:t>社区</w:t>
+            </w:r>
+            <w:r>
+              <w:rPr>
+                <w:b/>
+                <w:bCs/>
+                <w:color w:val="0070C0"/>
+                <w:lang w:eastAsia="zh-Hans"/>
+              </w:rPr>
+              <w:t>，</w:t>
             </w:r>
             <w:r>
               <w:rPr>
@@ -5447,7 +5505,7 @@
         <w:tc>
           <w:tcPr>
             <w:tcW w:w="1317" w:type="dxa"/>
-            <w:gridSpan w:val="4"/>
+            <w:gridSpan w:val="5"/>
             <w:tcBorders>
               <w:tl2br w:val="nil"/>
               <w:tr2bl w:val="nil"/>
@@ -5686,7 +5744,7 @@
         <w:tc>
           <w:tcPr>
             <w:tcW w:w="1317" w:type="dxa"/>
-            <w:gridSpan w:val="4"/>
+            <w:gridSpan w:val="5"/>
             <w:tcBorders>
               <w:tl2br w:val="nil"/>
               <w:tr2bl w:val="nil"/>
@@ -5792,7 +5850,7 @@
       <w:headerReference r:id="rId3" w:type="default"/>
       <w:footerReference r:id="rId4" w:type="default"/>
       <w:pgSz w:w="11906" w:h="16838"/>
-      <w:pgMar w:top="1440" w:right="1800" w:bottom="1118" w:left="1800" w:header="851" w:footer="992" w:gutter="0"/>
+      <w:pgMar w:top="1440" w:right="1800" w:bottom="1440" w:left="1800" w:header="851" w:footer="992" w:gutter="0"/>
       <w:cols w:space="425" w:num="1"/>
       <w:docGrid w:type="lines" w:linePitch="312" w:charSpace="0"/>
     </w:sectPr>
